--- a/treasury-platform/docs/30-readiness/word/DOC-B05-seed-and-initial-migration-plan.docx
+++ b/treasury-platform/docs/30-readiness/word/DOC-B05-seed-and-initial-migration-plan.docx
@@ -930,6 +930,66 @@
     <w:p>
       <w:r>
         <w:br w:type="page"/>
+      </w:r>
+    </w:p>
+    <w:p>
+      <w:pPr>
+        <w:pBdr>
+          <w:top w:val="single" w:color="E8C766" w:sz="6" w:space="6"/>
+          <w:left w:val="single" w:color="E8C766" w:sz="6" w:space="6"/>
+          <w:bottom w:val="single" w:color="E8C766" w:sz="6" w:space="6"/>
+          <w:right w:val="single" w:color="E8C766" w:sz="6" w:space="6"/>
+        </w:pBdr>
+        <w:shd w:fill="FFF8E1" w:color="auto" w:val="clear"/>
+        <w:bidi/>
+        <w:spacing w:after="160" w:before="60" w:line="300"/>
+        <w:ind w:left="140" w:right="140"/>
+      </w:pPr>
+      <w:r>
+        <w:rPr>
+          <w:rFonts w:ascii="Arial" w:cs="Arial" w:eastAsia="Arial" w:hAnsi="Arial"/>
+          <w:b/>
+          <w:bCs/>
+          <w:sz w:val="20"/>
+          <w:szCs w:val="20"/>
+          <w:rtl/>
+        </w:rPr>
+        <w:t xml:space="preserve">تحديث التنفيذ (2026-10-12):</w:t>
+      </w:r>
+      <w:r>
+        <w:rPr>
+          <w:rFonts w:ascii="Arial" w:cs="Arial" w:eastAsia="Arial" w:hAnsi="Arial"/>
+          <w:b w:val="false"/>
+          <w:bCs w:val="false"/>
+          <w:sz w:val="20"/>
+          <w:szCs w:val="20"/>
+          <w:rtl/>
+        </w:rPr>
+        <w:t xml:space="preserve"> بدأ بذر المنصة في db/seed/100_platform_global.sql ضمن ترتيب النشر (§4.3)، وهو آمن لإعادة التشغيل وتتحقق منه الخطوة 4b في CI: مفاتيح الإعدادات الأمنية الست، وقائمة المهام الثلاثون، والباقة STANDARD بكل الوحدات (DQ-B05-4)، و23 عنوانًا محجوزًا. وأول مشغّل يُنشأ بإجراء التمهيد </w:t>
+      </w:r>
+      <w:r>
+        <w:rPr>
+          <w:rFonts w:ascii="Courier New" w:cs="Courier New" w:eastAsia="Courier New" w:hAnsi="Courier New"/>
+          <w:b w:val="false"/>
+          <w:bCs w:val="false"/>
+          <w:color w:val="1F2937"/>
+          <w:sz w:val="18"/>
+          <w:szCs w:val="18"/>
+          <w:shd w:fill="F1F3F5" w:color="auto" w:val="clear"/>
+          <w:rtl/>
+        </w:rPr>
+        <w:t xml:space="preserve">‎plat.usp_BootstrapOperator‎</w:t>
+      </w:r>
+      <w:r>
+        <w:rPr>
+          <w:rFonts w:ascii="Arial" w:cs="Arial" w:eastAsia="Arial" w:hAnsi="Arial"/>
+          <w:b w:val="false"/>
+          <w:bCs w:val="false"/>
+          <w:sz w:val="20"/>
+          <w:szCs w:val="20"/>
+          <w:rtl/>
+        </w:rPr>
+        <w:t xml:space="preserve"> بدعوة (DQ-B05-7، DQ-F07-3). لم تُبذر بعد قوائم الدول والعملات (DQ-B05-5) ولا رموز الصلاحيات (DQ-F07-1).</w:t>
       </w:r>
     </w:p>
     <w:p>
@@ -18077,14 +18137,23 @@
             </w:pPr>
             <w:r>
               <w:rPr>
-                <w:rFonts w:ascii="Arial" w:cs="Arial" w:eastAsia="Arial" w:hAnsi="Arial"/>
-                <w:b w:val="false"/>
-                <w:bCs w:val="false"/>
-                <w:sz w:val="18"/>
-                <w:szCs w:val="18"/>
-                <w:rtl/>
-              </w:rPr>
-              <w:t xml:space="preserve">باقة واحدة STANDARD بكل الوحدات وبلا حدود</w:t>
+                <w:rFonts w:ascii="Segoe UI Emoji" w:cs="Segoe UI Emoji" w:eastAsia="Segoe UI Emoji" w:hAnsi="Segoe UI Emoji"/>
+                <w:sz w:val="18"/>
+                <w:szCs w:val="18"/>
+                <w:rtl/>
+              </w:rPr>
+              <w:t xml:space="preserve">✅</w:t>
+            </w:r>
+            <w:r>
+              <w:rPr>
+                <w:rFonts w:ascii="Arial" w:cs="Arial" w:eastAsia="Arial" w:hAnsi="Arial"/>
+                <w:b w:val="false"/>
+                <w:bCs w:val="false"/>
+                <w:sz w:val="18"/>
+                <w:szCs w:val="18"/>
+                <w:rtl/>
+              </w:rPr>
+              <w:t xml:space="preserve"> معتمد من المالك (2026-10-12): باقة واحدة STANDARD بكل الوحدات وبلا حدود</w:t>
             </w:r>
           </w:p>
         </w:tc>
@@ -18264,14 +18333,23 @@
             </w:pPr>
             <w:r>
               <w:rPr>
-                <w:rFonts w:ascii="Arial" w:cs="Arial" w:eastAsia="Arial" w:hAnsi="Arial"/>
-                <w:b w:val="false"/>
-                <w:bCs w:val="false"/>
-                <w:sz w:val="18"/>
-                <w:szCs w:val="18"/>
-                <w:rtl/>
-              </w:rPr>
-              <w:t xml:space="preserve">كاملة بعلم IsActive، وإصدار ISO مسجَّل</w:t>
+                <w:rFonts w:ascii="Segoe UI Emoji" w:cs="Segoe UI Emoji" w:eastAsia="Segoe UI Emoji" w:hAnsi="Segoe UI Emoji"/>
+                <w:sz w:val="18"/>
+                <w:szCs w:val="18"/>
+                <w:rtl/>
+              </w:rPr>
+              <w:t xml:space="preserve">✅</w:t>
+            </w:r>
+            <w:r>
+              <w:rPr>
+                <w:rFonts w:ascii="Arial" w:cs="Arial" w:eastAsia="Arial" w:hAnsi="Arial"/>
+                <w:b w:val="false"/>
+                <w:bCs w:val="false"/>
+                <w:sz w:val="18"/>
+                <w:szCs w:val="18"/>
+                <w:rtl/>
+              </w:rPr>
+              <w:t xml:space="preserve"> معتمد من المالك (2026-10-12): كاملة بعلم IsActive، وإصدار ISO مسجَّل</w:t>
             </w:r>
           </w:p>
         </w:tc>
@@ -18452,14 +18530,23 @@
             </w:pPr>
             <w:r>
               <w:rPr>
-                <w:rFonts w:ascii="Arial" w:cs="Arial" w:eastAsia="Arial" w:hAnsi="Arial"/>
-                <w:b w:val="false"/>
-                <w:bCs w:val="false"/>
-                <w:sz w:val="18"/>
-                <w:szCs w:val="18"/>
-                <w:rtl/>
-              </w:rPr>
-              <w:t xml:space="preserve">5 أشكال </w:t>
+                <w:rFonts w:ascii="Segoe UI Emoji" w:cs="Segoe UI Emoji" w:eastAsia="Segoe UI Emoji" w:hAnsi="Segoe UI Emoji"/>
+                <w:sz w:val="18"/>
+                <w:szCs w:val="18"/>
+                <w:rtl/>
+              </w:rPr>
+              <w:t xml:space="preserve">✅</w:t>
+            </w:r>
+            <w:r>
+              <w:rPr>
+                <w:rFonts w:ascii="Arial" w:cs="Arial" w:eastAsia="Arial" w:hAnsi="Arial"/>
+                <w:b w:val="false"/>
+                <w:bCs w:val="false"/>
+                <w:sz w:val="18"/>
+                <w:szCs w:val="18"/>
+                <w:rtl/>
+              </w:rPr>
+              <w:t xml:space="preserve"> معتمد من المالك (2026-10-12): 5 أشكال </w:t>
             </w:r>
             <w:r>
               <w:rPr>
@@ -18848,14 +18935,23 @@
             </w:pPr>
             <w:r>
               <w:rPr>
-                <w:rFonts w:ascii="Arial" w:cs="Arial" w:eastAsia="Arial" w:hAnsi="Arial"/>
-                <w:b w:val="false"/>
-                <w:bCs w:val="false"/>
-                <w:sz w:val="18"/>
-                <w:szCs w:val="18"/>
-                <w:rtl/>
-              </w:rPr>
-              <w:t xml:space="preserve">إضافة متطلبات استيراد للشركات (10) وللمنشآت والعلاقات والحسابات (11) بأولوية Should في S1</w:t>
+                <w:rFonts w:ascii="Segoe UI Emoji" w:cs="Segoe UI Emoji" w:eastAsia="Segoe UI Emoji" w:hAnsi="Segoe UI Emoji"/>
+                <w:sz w:val="18"/>
+                <w:szCs w:val="18"/>
+                <w:rtl/>
+              </w:rPr>
+              <w:t xml:space="preserve">✅</w:t>
+            </w:r>
+            <w:r>
+              <w:rPr>
+                <w:rFonts w:ascii="Arial" w:cs="Arial" w:eastAsia="Arial" w:hAnsi="Arial"/>
+                <w:b w:val="false"/>
+                <w:bCs w:val="false"/>
+                <w:sz w:val="18"/>
+                <w:szCs w:val="18"/>
+                <w:rtl/>
+              </w:rPr>
+              <w:t xml:space="preserve"> معتمد من المالك (2026-10-12): إضافة متطلبات استيراد للشركات (10) وللمنشآت والعلاقات والحسابات (11) بأولوية Should في S1</w:t>
             </w:r>
           </w:p>
         </w:tc>
@@ -19410,14 +19506,23 @@
             </w:pPr>
             <w:r>
               <w:rPr>
-                <w:rFonts w:ascii="Arial" w:cs="Arial" w:eastAsia="Arial" w:hAnsi="Arial"/>
-                <w:b w:val="false"/>
-                <w:bCs w:val="false"/>
-                <w:sz w:val="18"/>
-                <w:szCs w:val="18"/>
-                <w:rtl/>
-              </w:rPr>
-              <w:t xml:space="preserve">حزمة واحدة للسعودية والخليج</w:t>
+                <w:rFonts w:ascii="Segoe UI Emoji" w:cs="Segoe UI Emoji" w:eastAsia="Segoe UI Emoji" w:hAnsi="Segoe UI Emoji"/>
+                <w:sz w:val="18"/>
+                <w:szCs w:val="18"/>
+                <w:rtl/>
+              </w:rPr>
+              <w:t xml:space="preserve">✅</w:t>
+            </w:r>
+            <w:r>
+              <w:rPr>
+                <w:rFonts w:ascii="Arial" w:cs="Arial" w:eastAsia="Arial" w:hAnsi="Arial"/>
+                <w:b w:val="false"/>
+                <w:bCs w:val="false"/>
+                <w:sz w:val="18"/>
+                <w:szCs w:val="18"/>
+                <w:rtl/>
+              </w:rPr>
+              <w:t xml:space="preserve"> معتمد من المالك (2026-10-12): حزمة واحدة للسعودية والخليج</w:t>
             </w:r>
           </w:p>
         </w:tc>
@@ -19598,14 +19703,23 @@
             </w:pPr>
             <w:r>
               <w:rPr>
-                <w:rFonts w:ascii="Arial" w:cs="Arial" w:eastAsia="Arial" w:hAnsi="Arial"/>
-                <w:b w:val="false"/>
-                <w:bCs w:val="false"/>
-                <w:sz w:val="18"/>
-                <w:szCs w:val="18"/>
-                <w:rtl/>
-              </w:rPr>
-              <w:t xml:space="preserve">TA وTM وFO وTE وFA وRQ وAU كما في 12-m5…:46، وتُثبَّت في 10 §2</w:t>
+                <w:rFonts w:ascii="Segoe UI Emoji" w:cs="Segoe UI Emoji" w:eastAsia="Segoe UI Emoji" w:hAnsi="Segoe UI Emoji"/>
+                <w:sz w:val="18"/>
+                <w:szCs w:val="18"/>
+                <w:rtl/>
+              </w:rPr>
+              <w:t xml:space="preserve">✅</w:t>
+            </w:r>
+            <w:r>
+              <w:rPr>
+                <w:rFonts w:ascii="Arial" w:cs="Arial" w:eastAsia="Arial" w:hAnsi="Arial"/>
+                <w:b w:val="false"/>
+                <w:bCs w:val="false"/>
+                <w:sz w:val="18"/>
+                <w:szCs w:val="18"/>
+                <w:rtl/>
+              </w:rPr>
+              <w:t xml:space="preserve"> معتمد من المالك (2026-10-12): TA وTM وFO وTE وFA وRQ وAU كما في 12-m5…:46، وتُثبَّت في 10 §2</w:t>
             </w:r>
           </w:p>
         </w:tc>

--- a/treasury-platform/docs/30-readiness/word/DOC-B05-seed-and-initial-migration-plan.docx
+++ b/treasury-platform/docs/30-readiness/word/DOC-B05-seed-and-initial-migration-plan.docx
@@ -989,7 +989,7 @@
           <w:szCs w:val="20"/>
           <w:rtl/>
         </w:rPr>
-        <w:t xml:space="preserve"> بدعوة (DQ-B05-7، DQ-F07-3). لم تُبذر بعد قوائم الدول والعملات (DQ-B05-5) ولا رموز الصلاحيات (DQ-F07-1).</w:t>
+        <w:t xml:space="preserve"> بدعوة (DQ-B05-7، DQ-F07-3). وبُذرت بعدها (ADR 0005): قوائم الدول والعملات في db/seed/101_iso_reference.sql (249 دولة و157 عملة فعّالة، بإصدار ISO مسجَّل في رأس الملف: iso-codes 4.16.0-1 مع تعديلات ISO 4217 اللاحقة، والأسماء العربية من CLDR، والكسور من وحدات ISO 4217؛ دون العملات الملغاة والمعادن ووحدات الحساب والعملتين ذواتي الخانات الأربع؛ ورمز الاتصال وعطلة الأسبوع لدول الخليج الست فقط، DQ-B05-5)، ورموز الصلاحيات الـ138 في db/seed/102_permissions.sql بأسمائها ووحداتها، خمس منها مقفلة على TM وFO (DQ-F07-1، DQ-F09-1). الملفان مولَّدان (tools/dbgen/gen_iso_seed.py وgen_permission_seed.py)، والخطوة 2 في CI تعيد توليد الصلاحيات من المستندات وتطابقها. باقٍ: رموز الاتصال لغير الخليج من مصدر ITU، وتأكيد عطلات الخليج (Q-CAT-12، O-25).</w:t>
       </w:r>
     </w:p>
     <w:p>

--- a/treasury-platform/docs/30-readiness/word/DOC-B05-seed-and-initial-migration-plan.docx
+++ b/treasury-platform/docs/30-readiness/word/DOC-B05-seed-and-initial-migration-plan.docx
@@ -989,7 +989,7 @@
           <w:szCs w:val="20"/>
           <w:rtl/>
         </w:rPr>
-        <w:t xml:space="preserve"> بدعوة (DQ-B05-7، DQ-F07-3). وبُذرت بعدها (ADR 0005): قوائم الدول والعملات في db/seed/101_iso_reference.sql (249 دولة و157 عملة فعّالة، بإصدار ISO مسجَّل في رأس الملف: iso-codes 4.16.0-1 مع تعديلات ISO 4217 اللاحقة، والأسماء العربية من CLDR، والكسور من وحدات ISO 4217؛ دون العملات الملغاة والمعادن ووحدات الحساب والعملتين ذواتي الخانات الأربع؛ ورمز الاتصال وعطلة الأسبوع لدول الخليج الست فقط، DQ-B05-5)، ورموز الصلاحيات الـ138 في db/seed/102_permissions.sql بأسمائها ووحداتها، خمس منها مقفلة على TM وFO (DQ-F07-1، DQ-F09-1). الملفان مولَّدان (tools/dbgen/gen_iso_seed.py وgen_permission_seed.py)، والخطوة 2 في CI تعيد توليد الصلاحيات من المستندات وتطابقها. باقٍ: رموز الاتصال لغير الخليج من مصدر ITU، وتأكيد عطلات الخليج (Q-CAT-12، O-25).</w:t>
+        <w:t xml:space="preserve"> بدعوة (DQ-B05-7، DQ-F07-3). وبُذرت بعدها (ADR 0005): قوائم الدول والعملات في db/seed/101_iso_reference.sql (249 دولة و157 عملة فعّالة، بإصدار ISO مسجَّل في رأس الملف: iso-codes 4.16.0-1 مع تعديلات ISO 4217 اللاحقة، والأسماء العربية من CLDR، والكسور من وحدات ISO 4217؛ دون العملات الملغاة والمعادن ووحدات الحساب والعملتين ذواتي الخانات الأربع؛ ورمز الاتصال وعطلة الأسبوع لدول الخليج الست فقط، DQ-B05-5)، ورموز الصلاحيات الـ138 في db/seed/102_permissions.sql بأسمائها ووحداتها، خمس منها مقفلة على TM وFO (DQ-F07-1، DQ-F09-1). الملفان مولَّدان (tools/dbgen/gen_iso_seed.py وgen_permission_seed.py)، والخطوة 2 في CI تعيد توليد الصلاحيات من المستندات وتطابقها. وبُذرت أخيرًا (2026-10-13) في db/seed/103_lc_reference.sql: قواعد Incoterms الـ16 (11 نشطة و5 قديمة LEGACY) ومواد UCP 600 الـ39 صفوفَ منصة بحالة UNVERIFIED حتى يتحقق مختص (O-06)، والأسماء العربية ترجمة عمل يؤكدها TRM. فاكتمل البذر العالمي في §4.1 عدا العطل الرسمية التي يدخلها المشغّل. باقٍ: رموز الاتصال لغير الخليج من مصدر ITU، وتأكيد عطلات الخليج (Q-CAT-12، O-25).</w:t>
       </w:r>
     </w:p>
     <w:p>
@@ -4509,17 +4509,7 @@
           <w:szCs w:val="26"/>
           <w:rtl/>
         </w:rPr>
-        <w:t xml:space="preserve">4.3 الموقع في ترتيب النشر </w:t>
-      </w:r>
-      <w:r>
-        <w:rPr>
-          <w:rFonts w:ascii="Arial" w:cs="Arial" w:eastAsia="Arial" w:hAnsi="Arial"/>
-          <w:color w:val="E0A800"/>
-          <w:sz w:val="26"/>
-          <w:szCs w:val="26"/>
-          <w:rtl/>
-        </w:rPr>
-        <w:t xml:space="preserve">●</w:t>
+        <w:t xml:space="preserve">4.3 الموقع في ترتيب النشر (منفّذ)</w:t>
       </w:r>
       <w:bookmarkEnd w:id="7"/>
     </w:p>
@@ -4537,10 +4527,10 @@
         </w:tblBorders>
       </w:tblPr>
       <w:tblGrid>
-        <w:gridCol w:w="1202"/>
-        <w:gridCol w:w="3731"/>
-        <w:gridCol w:w="1443"/>
-        <w:gridCol w:w="3488"/>
+        <w:gridCol w:w="1169"/>
+        <w:gridCol w:w="3627"/>
+        <w:gridCol w:w="1677"/>
+        <w:gridCol w:w="3391"/>
       </w:tblGrid>
       <w:tr>
         <w:trPr>
@@ -4549,7 +4539,7 @@
         </w:trPr>
         <w:tc>
           <w:tcPr>
-            <w:tcW w:type="dxa" w:w="1202"/>
+            <w:tcW w:type="dxa" w:w="1169"/>
             <w:tcBorders>
               <w:top w:val="single" w:color="BFC9D6" w:sz="4"/>
               <w:left w:val="single" w:color="BFC9D6" w:sz="4"/>
@@ -4587,7 +4577,7 @@
         </w:tc>
         <w:tc>
           <w:tcPr>
-            <w:tcW w:type="dxa" w:w="3731"/>
+            <w:tcW w:type="dxa" w:w="3627"/>
             <w:tcBorders>
               <w:top w:val="single" w:color="BFC9D6" w:sz="4"/>
               <w:left w:val="single" w:color="BFC9D6" w:sz="4"/>
@@ -4625,7 +4615,7 @@
         </w:tc>
         <w:tc>
           <w:tcPr>
-            <w:tcW w:type="dxa" w:w="1443"/>
+            <w:tcW w:type="dxa" w:w="1677"/>
             <w:tcBorders>
               <w:top w:val="single" w:color="BFC9D6" w:sz="4"/>
               <w:left w:val="single" w:color="BFC9D6" w:sz="4"/>
@@ -4663,7 +4653,7 @@
         </w:tc>
         <w:tc>
           <w:tcPr>
-            <w:tcW w:type="dxa" w:w="3488"/>
+            <w:tcW w:type="dxa" w:w="3391"/>
             <w:tcBorders>
               <w:top w:val="single" w:color="BFC9D6" w:sz="4"/>
               <w:left w:val="single" w:color="BFC9D6" w:sz="4"/>
@@ -4706,7 +4696,7 @@
         </w:trPr>
         <w:tc>
           <w:tcPr>
-            <w:tcW w:type="dxa" w:w="1202"/>
+            <w:tcW w:type="dxa" w:w="1169"/>
             <w:tcBorders>
               <w:top w:val="single" w:color="BFC9D6" w:sz="4"/>
               <w:left w:val="single" w:color="BFC9D6" w:sz="4"/>
@@ -4742,43 +4732,43 @@
         </w:tc>
         <w:tc>
           <w:tcPr>
-            <w:tcW w:type="dxa" w:w="3731"/>
-            <w:tcBorders>
-              <w:top w:val="single" w:color="BFC9D6" w:sz="4"/>
-              <w:left w:val="single" w:color="BFC9D6" w:sz="4"/>
-              <w:bottom w:val="single" w:color="BFC9D6" w:sz="4"/>
-              <w:right w:val="single" w:color="BFC9D6" w:sz="4"/>
-            </w:tcBorders>
-            <w:tcMar>
-              <w:top w:type="dxa" w:w="50"/>
-              <w:left w:type="dxa" w:w="90"/>
-              <w:bottom w:type="dxa" w:w="50"/>
-              <w:right w:type="dxa" w:w="90"/>
-            </w:tcMar>
-            <w:vAlign w:val="top"/>
-          </w:tcPr>
-          <w:p>
-            <w:pPr>
-              <w:keepNext w:val="false"/>
-              <w:bidi/>
-              <w:spacing w:after="30" w:before="30" w:line="264"/>
-            </w:pPr>
-            <w:r>
-              <w:rPr>
-                <w:rFonts w:ascii="Arial" w:cs="Arial" w:eastAsia="Arial" w:hAnsi="Arial"/>
-                <w:b w:val="false"/>
-                <w:bCs w:val="false"/>
-                <w:sz w:val="18"/>
-                <w:szCs w:val="18"/>
-                <w:rtl/>
-              </w:rPr>
-              <w:t xml:space="preserve">db/seed/100_platform_global.sql</w:t>
-            </w:r>
-          </w:p>
-        </w:tc>
-        <w:tc>
-          <w:tcPr>
-            <w:tcW w:type="dxa" w:w="1443"/>
+            <w:tcW w:type="dxa" w:w="3627"/>
+            <w:tcBorders>
+              <w:top w:val="single" w:color="BFC9D6" w:sz="4"/>
+              <w:left w:val="single" w:color="BFC9D6" w:sz="4"/>
+              <w:bottom w:val="single" w:color="BFC9D6" w:sz="4"/>
+              <w:right w:val="single" w:color="BFC9D6" w:sz="4"/>
+            </w:tcBorders>
+            <w:tcMar>
+              <w:top w:type="dxa" w:w="50"/>
+              <w:left w:type="dxa" w:w="90"/>
+              <w:bottom w:type="dxa" w:w="50"/>
+              <w:right w:type="dxa" w:w="90"/>
+            </w:tcMar>
+            <w:vAlign w:val="top"/>
+          </w:tcPr>
+          <w:p>
+            <w:pPr>
+              <w:keepNext w:val="false"/>
+              <w:bidi/>
+              <w:spacing w:after="30" w:before="30" w:line="264"/>
+            </w:pPr>
+            <w:r>
+              <w:rPr>
+                <w:rFonts w:ascii="Arial" w:cs="Arial" w:eastAsia="Arial" w:hAnsi="Arial"/>
+                <w:b w:val="false"/>
+                <w:bCs w:val="false"/>
+                <w:sz w:val="18"/>
+                <w:szCs w:val="18"/>
+                <w:rtl/>
+              </w:rPr>
+              <w:t xml:space="preserve">db/seed/100_platform_global.sql و101_iso_reference.sql و102_permissions.sql</w:t>
+            </w:r>
+          </w:p>
+        </w:tc>
+        <w:tc>
+          <w:tcPr>
+            <w:tcW w:type="dxa" w:w="1677"/>
             <w:tcBorders>
               <w:top w:val="single" w:color="BFC9D6" w:sz="4"/>
               <w:left w:val="single" w:color="BFC9D6" w:sz="4"/>
@@ -4814,7 +4804,7 @@
         </w:tc>
         <w:tc>
           <w:tcPr>
-            <w:tcW w:type="dxa" w:w="3488"/>
+            <w:tcW w:type="dxa" w:w="3391"/>
             <w:tcBorders>
               <w:top w:val="single" w:color="BFC9D6" w:sz="4"/>
               <w:left w:val="single" w:color="BFC9D6" w:sz="4"/>
@@ -4855,7 +4845,7 @@
         </w:trPr>
         <w:tc>
           <w:tcPr>
-            <w:tcW w:type="dxa" w:w="1202"/>
+            <w:tcW w:type="dxa" w:w="1169"/>
             <w:tcBorders>
               <w:top w:val="single" w:color="BFC9D6" w:sz="4"/>
               <w:left w:val="single" w:color="BFC9D6" w:sz="4"/>
@@ -4886,13 +4876,13 @@
                 <w:szCs w:val="18"/>
                 <w:rtl/>
               </w:rPr>
-              <w:t xml:space="preserve">بعده</w:t>
-            </w:r>
-          </w:p>
-        </w:tc>
-        <w:tc>
-          <w:tcPr>
-            <w:tcW w:type="dxa" w:w="3731"/>
+              <w:t xml:space="preserve">بعدها</w:t>
+            </w:r>
+          </w:p>
+        </w:tc>
+        <w:tc>
+          <w:tcPr>
+            <w:tcW w:type="dxa" w:w="3627"/>
             <w:tcBorders>
               <w:top w:val="single" w:color="BFC9D6" w:sz="4"/>
               <w:left w:val="single" w:color="BFC9D6" w:sz="4"/>
@@ -4923,13 +4913,13 @@
                 <w:szCs w:val="18"/>
                 <w:rtl/>
               </w:rPr>
-              <w:t xml:space="preserve">db/seed/110_platform_mixed.sql</w:t>
-            </w:r>
-          </w:p>
-        </w:tc>
-        <w:tc>
-          <w:tcPr>
-            <w:tcW w:type="dxa" w:w="1443"/>
+              <w:t xml:space="preserve">db/seed/103_lc_reference.sql</w:t>
+            </w:r>
+          </w:p>
+        </w:tc>
+        <w:tc>
+          <w:tcPr>
+            <w:tcW w:type="dxa" w:w="1677"/>
             <w:tcBorders>
               <w:top w:val="single" w:color="BFC9D6" w:sz="4"/>
               <w:left w:val="single" w:color="BFC9D6" w:sz="4"/>
@@ -4960,13 +4950,13 @@
                 <w:szCs w:val="18"/>
                 <w:rtl/>
               </w:rPr>
-              <w:t xml:space="preserve">مستخدم بلا تسجيل دخول عضو في tp_platform، عبر EXECUTE AS</w:t>
-            </w:r>
-          </w:p>
-        </w:tc>
-        <w:tc>
-          <w:tcPr>
-            <w:tcW w:type="dxa" w:w="3488"/>
+              <w:t xml:space="preserve">منفّذ النشر لـ ref.Incoterm؛ ولصفوف المنصة في ref.UcpArticle مستخدم مؤقت بلا تسجيل دخول عضو في tp_platform، عبر EXECUTE AS، يُحذف في آخر الملف</w:t>
+            </w:r>
+          </w:p>
+        </w:tc>
+        <w:tc>
+          <w:tcPr>
+            <w:tcW w:type="dxa" w:w="3391"/>
             <w:tcBorders>
               <w:top w:val="single" w:color="BFC9D6" w:sz="4"/>
               <w:left w:val="single" w:color="BFC9D6" w:sz="4"/>
@@ -5008,7 +4998,7 @@
         </w:trPr>
         <w:tc>
           <w:tcPr>
-            <w:tcW w:type="dxa" w:w="1202"/>
+            <w:tcW w:type="dxa" w:w="1169"/>
             <w:tcBorders>
               <w:top w:val="single" w:color="BFC9D6" w:sz="4"/>
               <w:left w:val="single" w:color="BFC9D6" w:sz="4"/>
@@ -5044,43 +5034,43 @@
         </w:tc>
         <w:tc>
           <w:tcPr>
-            <w:tcW w:type="dxa" w:w="3731"/>
-            <w:tcBorders>
-              <w:top w:val="single" w:color="BFC9D6" w:sz="4"/>
-              <w:left w:val="single" w:color="BFC9D6" w:sz="4"/>
-              <w:bottom w:val="single" w:color="BFC9D6" w:sz="4"/>
-              <w:right w:val="single" w:color="BFC9D6" w:sz="4"/>
-            </w:tcBorders>
-            <w:tcMar>
-              <w:top w:type="dxa" w:w="50"/>
-              <w:left w:type="dxa" w:w="90"/>
-              <w:bottom w:type="dxa" w:w="50"/>
-              <w:right w:type="dxa" w:w="90"/>
-            </w:tcMar>
-            <w:vAlign w:val="top"/>
-          </w:tcPr>
-          <w:p>
-            <w:pPr>
-              <w:keepNext w:val="false"/>
-              <w:bidi/>
-              <w:spacing w:after="30" w:before="30" w:line="264"/>
-            </w:pPr>
-            <w:r>
-              <w:rPr>
-                <w:rFonts w:ascii="Arial" w:cs="Arial" w:eastAsia="Arial" w:hAnsi="Arial"/>
-                <w:b w:val="false"/>
-                <w:bCs w:val="false"/>
-                <w:sz w:val="18"/>
-                <w:szCs w:val="18"/>
-                <w:rtl/>
-              </w:rPr>
-              <w:t xml:space="preserve">خطوة في tools/ci/db_ci.sh تشغّل الملفين مرتين وتقارن العدد والبصمة</w:t>
-            </w:r>
-          </w:p>
-        </w:tc>
-        <w:tc>
-          <w:tcPr>
-            <w:tcW w:type="dxa" w:w="1443"/>
+            <w:tcW w:type="dxa" w:w="3627"/>
+            <w:tcBorders>
+              <w:top w:val="single" w:color="BFC9D6" w:sz="4"/>
+              <w:left w:val="single" w:color="BFC9D6" w:sz="4"/>
+              <w:bottom w:val="single" w:color="BFC9D6" w:sz="4"/>
+              <w:right w:val="single" w:color="BFC9D6" w:sz="4"/>
+            </w:tcBorders>
+            <w:tcMar>
+              <w:top w:type="dxa" w:w="50"/>
+              <w:left w:type="dxa" w:w="90"/>
+              <w:bottom w:type="dxa" w:w="50"/>
+              <w:right w:type="dxa" w:w="90"/>
+            </w:tcMar>
+            <w:vAlign w:val="top"/>
+          </w:tcPr>
+          <w:p>
+            <w:pPr>
+              <w:keepNext w:val="false"/>
+              <w:bidi/>
+              <w:spacing w:after="30" w:before="30" w:line="264"/>
+            </w:pPr>
+            <w:r>
+              <w:rPr>
+                <w:rFonts w:ascii="Arial" w:cs="Arial" w:eastAsia="Arial" w:hAnsi="Arial"/>
+                <w:b w:val="false"/>
+                <w:bCs w:val="false"/>
+                <w:sz w:val="18"/>
+                <w:szCs w:val="18"/>
+                <w:rtl/>
+              </w:rPr>
+              <w:t xml:space="preserve">الخطوة 4b في tools/ci/db_ci.sh تشغّل الملفات مرة ثانية وتشترط أن يبقى العدد كما هو وألا يُعدَّل صف</w:t>
+            </w:r>
+          </w:p>
+        </w:tc>
+        <w:tc>
+          <w:tcPr>
+            <w:tcW w:type="dxa" w:w="1677"/>
             <w:tcBorders>
               <w:top w:val="single" w:color="BFC9D6" w:sz="4"/>
               <w:left w:val="single" w:color="BFC9D6" w:sz="4"/>
@@ -5116,7 +5106,7 @@
         </w:tc>
         <w:tc>
           <w:tcPr>
-            <w:tcW w:type="dxa" w:w="3488"/>
+            <w:tcW w:type="dxa" w:w="3391"/>
             <w:tcBorders>
               <w:top w:val="single" w:color="BFC9D6" w:sz="4"/>
               <w:left w:val="single" w:color="BFC9D6" w:sz="4"/>
@@ -7559,7 +7549,7 @@
                 <w:szCs w:val="18"/>
                 <w:rtl/>
               </w:rPr>
-              <w:t xml:space="preserve">ملفات KYC المسبقة من 05 §3</w:t>
+              <w:t xml:space="preserve">ملفات KYC المسبقة من 05 §3؛ يُكتب كل ملف مسودة ثم بنوده ثم يُفعَّل، لأن بنود النسخة الفعّالة لا تتغير (ADR 0006)</w:t>
             </w:r>
           </w:p>
         </w:tc>
@@ -19844,7 +19834,29 @@
           <w:szCs w:val="21"/>
           <w:rtl/>
         </w:rPr>
-        <w:t xml:space="preserve">docs/20-database-design.md:474 يضع ntf.NotificationEventType و«تعريفات حقول الاعتماد» في البذر العالمي. النموذج يجعلهما مملوكين للمشترك (db/model/15-workflow-notifications.model:527؛ db/model/16-letters-of-credit.model:64).</w:t>
+        <w:t xml:space="preserve">docs/20-database-design.md:474 يضع ntf.NotificationEventType و«تعريفات حقول الاعتماد» في البذر العالمي. النموذج يجعلهما مملوكين للمشترك (db/model/15-workflow-notifications.model:527؛ db/model/16-letters-of-credit.model:64). </w:t>
+      </w:r>
+      <w:r>
+        <w:rPr>
+          <w:rFonts w:ascii="Arial" w:cs="Arial" w:eastAsia="Arial" w:hAnsi="Arial"/>
+          <w:b/>
+          <w:bCs/>
+          <w:sz w:val="21"/>
+          <w:szCs w:val="21"/>
+          <w:rtl/>
+        </w:rPr>
+        <w:t xml:space="preserve">محلول (2026-10-13):</w:t>
+      </w:r>
+      <w:r>
+        <w:rPr>
+          <w:rFonts w:ascii="Arial" w:cs="Arial" w:eastAsia="Arial" w:hAnsi="Arial"/>
+          <w:b w:val="false"/>
+          <w:bCs w:val="false"/>
+          <w:sz w:val="21"/>
+          <w:szCs w:val="21"/>
+          <w:rtl/>
+        </w:rPr>
+        <w:t xml:space="preserve"> صُحّحت وثيقة التصميم §13 لتتبع النموذج، فهما في الحزمتين NTF.BASE وLC.BASE (§5.1).</w:t>
       </w:r>
     </w:p>
     <w:p>

--- a/treasury-platform/docs/30-readiness/word/DOC-B05-seed-and-initial-migration-plan.docx
+++ b/treasury-platform/docs/30-readiness/word/DOC-B05-seed-and-initial-migration-plan.docx
@@ -965,7 +965,7 @@
           <w:szCs w:val="20"/>
           <w:rtl/>
         </w:rPr>
-        <w:t xml:space="preserve"> بدأ بذر المنصة في db/seed/100_platform_global.sql ضمن ترتيب النشر (§4.3)، وهو آمن لإعادة التشغيل وتتحقق منه الخطوة 4b في CI: مفاتيح الإعدادات الأمنية الست، وقائمة المهام الثلاثون، والباقة STANDARD بكل الوحدات (DQ-B05-4)، و23 عنوانًا محجوزًا. وأول مشغّل يُنشأ بإجراء التمهيد </w:t>
+        <w:t xml:space="preserve"> بدأ بذر المنصة في db/seed/100_platform_global.sql ضمن ترتيب النشر (§4.3)، وهو آمن لإعادة التشغيل وتتحقق منه الخطوة 4b في CI: مفاتيح الإعدادات الأمنية الست، وقائمة المهام (30، ثم 31 بإضافة JOB-PLT-EXPORT في ADR 0008)، والباقة STANDARD بكل الوحدات (DQ-B05-4)، و23 عنوانًا محجوزًا. وأول مشغّل يُنشأ بإجراء التمهيد </w:t>
       </w:r>
       <w:r>
         <w:rPr>
@@ -5997,7 +5997,31 @@
                 <w:szCs w:val="18"/>
                 <w:rtl/>
               </w:rPr>
-              <w:t xml:space="preserve">42 نوعًا بأعلامها</w:t>
+              <w:t xml:space="preserve">42 نوعًا بأعلامها، ويُضاف النوع النظامي </w:t>
+            </w:r>
+            <w:r>
+              <w:rPr>
+                <w:rFonts w:ascii="Courier New" w:cs="Courier New" w:eastAsia="Courier New" w:hAnsi="Courier New"/>
+                <w:b w:val="false"/>
+                <w:bCs w:val="false"/>
+                <w:color w:val="1F2937"/>
+                <w:sz w:val="16"/>
+                <w:szCs w:val="16"/>
+                <w:shd w:fill="F1F3F5" w:color="auto" w:val="clear"/>
+                <w:rtl/>
+              </w:rPr>
+              <w:t xml:space="preserve">‎DATA_EXPORT_PACKAGE‎</w:t>
+            </w:r>
+            <w:r>
+              <w:rPr>
+                <w:rFonts w:ascii="Arial" w:cs="Arial" w:eastAsia="Arial" w:hAnsi="Arial"/>
+                <w:b w:val="false"/>
+                <w:bCs w:val="false"/>
+                <w:sz w:val="18"/>
+                <w:szCs w:val="18"/>
+                <w:rtl/>
+              </w:rPr>
+              <w:t xml:space="preserve"> (عام، حساس، مقفل) لحزم التصدير، فتصير 43 (ADR 0008)</w:t>
             </w:r>
           </w:p>
         </w:tc>

--- a/treasury-platform/docs/30-readiness/word/DOC-B05-seed-and-initial-migration-plan.docx
+++ b/treasury-platform/docs/30-readiness/word/DOC-B05-seed-and-initial-migration-plan.docx
@@ -12038,7 +12038,31 @@
                 <w:szCs w:val="18"/>
                 <w:rtl/>
               </w:rPr>
-              <w:t xml:space="preserve">TaxNumber، ErpCompanyCode</w:t>
+              <w:t xml:space="preserve">ErpCompanyCode (الرقم الضريبي في </w:t>
+            </w:r>
+            <w:r>
+              <w:rPr>
+                <w:rFonts w:ascii="Courier New" w:cs="Courier New" w:eastAsia="Courier New" w:hAnsi="Courier New"/>
+                <w:b w:val="false"/>
+                <w:bCs w:val="false"/>
+                <w:color w:val="1F2937"/>
+                <w:sz w:val="16"/>
+                <w:szCs w:val="16"/>
+                <w:shd w:fill="F1F3F5" w:color="auto" w:val="clear"/>
+                <w:rtl/>
+              </w:rPr>
+              <w:t xml:space="preserve">‎pty.TaxIdentity‎</w:t>
+            </w:r>
+            <w:r>
+              <w:rPr>
+                <w:rFonts w:ascii="Arial" w:cs="Arial" w:eastAsia="Arial" w:hAnsi="Arial"/>
+                <w:b w:val="false"/>
+                <w:bCs w:val="false"/>
+                <w:sz w:val="18"/>
+                <w:szCs w:val="18"/>
+                <w:rtl/>
+              </w:rPr>
+              <w:t xml:space="preserve">، DR-25)</w:t>
             </w:r>
           </w:p>
         </w:tc>
@@ -12112,7 +12136,7 @@
                 <w:szCs w:val="18"/>
                 <w:rtl/>
               </w:rPr>
-              <w:t xml:space="preserve">تكرار ERP تحذير أو منع (BR-ORG-001)</w:t>
+              <w:t xml:space="preserve">تكرار ERP ممنوع دائمًا (BR-ORG-001، قرار المالك 2026-10-13)</w:t>
             </w:r>
           </w:p>
         </w:tc>

--- a/treasury-platform/docs/30-readiness/word/DOC-B05-seed-and-initial-migration-plan.docx
+++ b/treasury-platform/docs/30-readiness/word/DOC-B05-seed-and-initial-migration-plan.docx
@@ -5302,11 +5302,11 @@
         </w:tblBorders>
       </w:tblPr>
       <w:tblGrid>
-        <w:gridCol w:w="1185"/>
-        <w:gridCol w:w="2073"/>
-        <w:gridCol w:w="1555"/>
-        <w:gridCol w:w="4075"/>
-        <w:gridCol w:w="976"/>
+        <w:gridCol w:w="1094"/>
+        <w:gridCol w:w="1915"/>
+        <w:gridCol w:w="2120"/>
+        <w:gridCol w:w="3765"/>
+        <w:gridCol w:w="970"/>
       </w:tblGrid>
       <w:tr>
         <w:trPr>
@@ -5315,7 +5315,7 @@
         </w:trPr>
         <w:tc>
           <w:tcPr>
-            <w:tcW w:type="dxa" w:w="1185"/>
+            <w:tcW w:type="dxa" w:w="1094"/>
             <w:tcBorders>
               <w:top w:val="single" w:color="BFC9D6" w:sz="4"/>
               <w:left w:val="single" w:color="BFC9D6" w:sz="4"/>
@@ -5353,7 +5353,7 @@
         </w:tc>
         <w:tc>
           <w:tcPr>
-            <w:tcW w:type="dxa" w:w="2073"/>
+            <w:tcW w:type="dxa" w:w="1915"/>
             <w:tcBorders>
               <w:top w:val="single" w:color="BFC9D6" w:sz="4"/>
               <w:left w:val="single" w:color="BFC9D6" w:sz="4"/>
@@ -5391,7 +5391,7 @@
         </w:tc>
         <w:tc>
           <w:tcPr>
-            <w:tcW w:type="dxa" w:w="1555"/>
+            <w:tcW w:type="dxa" w:w="2120"/>
             <w:tcBorders>
               <w:top w:val="single" w:color="BFC9D6" w:sz="4"/>
               <w:left w:val="single" w:color="BFC9D6" w:sz="4"/>
@@ -5429,7 +5429,7 @@
         </w:tc>
         <w:tc>
           <w:tcPr>
-            <w:tcW w:type="dxa" w:w="4075"/>
+            <w:tcW w:type="dxa" w:w="3765"/>
             <w:tcBorders>
               <w:top w:val="single" w:color="BFC9D6" w:sz="4"/>
               <w:left w:val="single" w:color="BFC9D6" w:sz="4"/>
@@ -5467,7 +5467,7 @@
         </w:tc>
         <w:tc>
           <w:tcPr>
-            <w:tcW w:type="dxa" w:w="976"/>
+            <w:tcW w:type="dxa" w:w="970"/>
             <w:tcBorders>
               <w:top w:val="single" w:color="BFC9D6" w:sz="4"/>
               <w:left w:val="single" w:color="BFC9D6" w:sz="4"/>
@@ -5510,7 +5510,7 @@
         </w:trPr>
         <w:tc>
           <w:tcPr>
-            <w:tcW w:type="dxa" w:w="1185"/>
+            <w:tcW w:type="dxa" w:w="1094"/>
             <w:tcBorders>
               <w:top w:val="single" w:color="BFC9D6" w:sz="4"/>
               <w:left w:val="single" w:color="BFC9D6" w:sz="4"/>
@@ -5546,7 +5546,7 @@
         </w:tc>
         <w:tc>
           <w:tcPr>
-            <w:tcW w:type="dxa" w:w="2073"/>
+            <w:tcW w:type="dxa" w:w="1915"/>
             <w:tcBorders>
               <w:top w:val="single" w:color="BFC9D6" w:sz="4"/>
               <w:left w:val="single" w:color="BFC9D6" w:sz="4"/>
@@ -5582,7 +5582,7 @@
         </w:tc>
         <w:tc>
           <w:tcPr>
-            <w:tcW w:type="dxa" w:w="1555"/>
+            <w:tcW w:type="dxa" w:w="2120"/>
             <w:tcBorders>
               <w:top w:val="single" w:color="BFC9D6" w:sz="4"/>
               <w:left w:val="single" w:color="BFC9D6" w:sz="4"/>
@@ -5618,7 +5618,7 @@
         </w:tc>
         <w:tc>
           <w:tcPr>
-            <w:tcW w:type="dxa" w:w="4075"/>
+            <w:tcW w:type="dxa" w:w="3765"/>
             <w:tcBorders>
               <w:top w:val="single" w:color="BFC9D6" w:sz="4"/>
               <w:left w:val="single" w:color="BFC9D6" w:sz="4"/>
@@ -5654,7 +5654,7 @@
         </w:tc>
         <w:tc>
           <w:tcPr>
-            <w:tcW w:type="dxa" w:w="976"/>
+            <w:tcW w:type="dxa" w:w="970"/>
             <w:tcBorders>
               <w:top w:val="single" w:color="BFC9D6" w:sz="4"/>
               <w:left w:val="single" w:color="BFC9D6" w:sz="4"/>
@@ -5695,7 +5695,7 @@
         </w:trPr>
         <w:tc>
           <w:tcPr>
-            <w:tcW w:type="dxa" w:w="1185"/>
+            <w:tcW w:type="dxa" w:w="1094"/>
             <w:tcBorders>
               <w:top w:val="single" w:color="BFC9D6" w:sz="4"/>
               <w:left w:val="single" w:color="BFC9D6" w:sz="4"/>
@@ -5732,7 +5732,7 @@
         </w:tc>
         <w:tc>
           <w:tcPr>
-            <w:tcW w:type="dxa" w:w="2073"/>
+            <w:tcW w:type="dxa" w:w="1915"/>
             <w:tcBorders>
               <w:top w:val="single" w:color="BFC9D6" w:sz="4"/>
               <w:left w:val="single" w:color="BFC9D6" w:sz="4"/>
@@ -5769,7 +5769,7 @@
         </w:tc>
         <w:tc>
           <w:tcPr>
-            <w:tcW w:type="dxa" w:w="1555"/>
+            <w:tcW w:type="dxa" w:w="2120"/>
             <w:tcBorders>
               <w:top w:val="single" w:color="BFC9D6" w:sz="4"/>
               <w:left w:val="single" w:color="BFC9D6" w:sz="4"/>
@@ -5816,7 +5816,7 @@
         </w:tc>
         <w:tc>
           <w:tcPr>
-            <w:tcW w:type="dxa" w:w="4075"/>
+            <w:tcW w:type="dxa" w:w="3765"/>
             <w:tcBorders>
               <w:top w:val="single" w:color="BFC9D6" w:sz="4"/>
               <w:left w:val="single" w:color="BFC9D6" w:sz="4"/>
@@ -5853,7 +5853,7 @@
         </w:tc>
         <w:tc>
           <w:tcPr>
-            <w:tcW w:type="dxa" w:w="976"/>
+            <w:tcW w:type="dxa" w:w="970"/>
             <w:tcBorders>
               <w:top w:val="single" w:color="BFC9D6" w:sz="4"/>
               <w:left w:val="single" w:color="BFC9D6" w:sz="4"/>
@@ -5895,7 +5895,7 @@
         </w:trPr>
         <w:tc>
           <w:tcPr>
-            <w:tcW w:type="dxa" w:w="1185"/>
+            <w:tcW w:type="dxa" w:w="1094"/>
             <w:tcBorders>
               <w:top w:val="single" w:color="BFC9D6" w:sz="4"/>
               <w:left w:val="single" w:color="BFC9D6" w:sz="4"/>
@@ -5931,7 +5931,7 @@
         </w:tc>
         <w:tc>
           <w:tcPr>
-            <w:tcW w:type="dxa" w:w="2073"/>
+            <w:tcW w:type="dxa" w:w="1915"/>
             <w:tcBorders>
               <w:top w:val="single" w:color="BFC9D6" w:sz="4"/>
               <w:left w:val="single" w:color="BFC9D6" w:sz="4"/>
@@ -5967,7 +5967,7 @@
         </w:tc>
         <w:tc>
           <w:tcPr>
-            <w:tcW w:type="dxa" w:w="1555"/>
+            <w:tcW w:type="dxa" w:w="2120"/>
             <w:tcBorders>
               <w:top w:val="single" w:color="BFC9D6" w:sz="4"/>
               <w:left w:val="single" w:color="BFC9D6" w:sz="4"/>
@@ -6021,13 +6021,33 @@
                 <w:szCs w:val="18"/>
                 <w:rtl/>
               </w:rPr>
-              <w:t xml:space="preserve"> (عام، حساس، مقفل) لحزم التصدير، فتصير 43 (ADR 0008)</w:t>
-            </w:r>
-          </w:p>
-        </w:tc>
-        <w:tc>
-          <w:tcPr>
-            <w:tcW w:type="dxa" w:w="4075"/>
+              <w:t xml:space="preserve"> (عام، حساس، مقفل) لحزم التصدير، فتصير 43 (ADR 0008). </w:t>
+            </w:r>
+            <w:r>
+              <w:rPr>
+                <w:rFonts w:ascii="Segoe UI Emoji" w:cs="Segoe UI Emoji" w:eastAsia="Segoe UI Emoji" w:hAnsi="Segoe UI Emoji"/>
+                <w:sz w:val="18"/>
+                <w:szCs w:val="18"/>
+                <w:rtl/>
+              </w:rPr>
+              <w:t xml:space="preserve">✅</w:t>
+            </w:r>
+            <w:r>
+              <w:rPr>
+                <w:rFonts w:ascii="Arial" w:cs="Arial" w:eastAsia="Arial" w:hAnsi="Arial"/>
+                <w:b w:val="false"/>
+                <w:bCs w:val="false"/>
+                <w:sz w:val="18"/>
+                <w:szCs w:val="18"/>
+                <w:rtl/>
+              </w:rPr>
+              <w:t xml:space="preserve"> وحزمة نوعٍ حساس تُكتب RESTRICTED ولو خلت من البيانات المقيّدة، كما يشترط 043 لوثائق الأنواع الحساسة (db/static/042_data_export.sql، المراجعة الذاتية A10، X7)</w:t>
+            </w:r>
+          </w:p>
+        </w:tc>
+        <w:tc>
+          <w:tcPr>
+            <w:tcW w:type="dxa" w:w="3765"/>
             <w:tcBorders>
               <w:top w:val="single" w:color="BFC9D6" w:sz="4"/>
               <w:left w:val="single" w:color="BFC9D6" w:sz="4"/>
@@ -6063,7 +6083,7 @@
         </w:tc>
         <w:tc>
           <w:tcPr>
-            <w:tcW w:type="dxa" w:w="976"/>
+            <w:tcW w:type="dxa" w:w="970"/>
             <w:tcBorders>
               <w:top w:val="single" w:color="BFC9D6" w:sz="4"/>
               <w:left w:val="single" w:color="BFC9D6" w:sz="4"/>
@@ -6104,7 +6124,7 @@
         </w:trPr>
         <w:tc>
           <w:tcPr>
-            <w:tcW w:type="dxa" w:w="1185"/>
+            <w:tcW w:type="dxa" w:w="1094"/>
             <w:tcBorders>
               <w:top w:val="single" w:color="BFC9D6" w:sz="4"/>
               <w:left w:val="single" w:color="BFC9D6" w:sz="4"/>
@@ -6141,7 +6161,7 @@
         </w:tc>
         <w:tc>
           <w:tcPr>
-            <w:tcW w:type="dxa" w:w="2073"/>
+            <w:tcW w:type="dxa" w:w="1915"/>
             <w:tcBorders>
               <w:top w:val="single" w:color="BFC9D6" w:sz="4"/>
               <w:left w:val="single" w:color="BFC9D6" w:sz="4"/>
@@ -6178,7 +6198,7 @@
         </w:tc>
         <w:tc>
           <w:tcPr>
-            <w:tcW w:type="dxa" w:w="1555"/>
+            <w:tcW w:type="dxa" w:w="2120"/>
             <w:tcBorders>
               <w:top w:val="single" w:color="BFC9D6" w:sz="4"/>
               <w:left w:val="single" w:color="BFC9D6" w:sz="4"/>
@@ -6225,7 +6245,7 @@
         </w:tc>
         <w:tc>
           <w:tcPr>
-            <w:tcW w:type="dxa" w:w="4075"/>
+            <w:tcW w:type="dxa" w:w="3765"/>
             <w:tcBorders>
               <w:top w:val="single" w:color="BFC9D6" w:sz="4"/>
               <w:left w:val="single" w:color="BFC9D6" w:sz="4"/>
@@ -6262,7 +6282,7 @@
         </w:tc>
         <w:tc>
           <w:tcPr>
-            <w:tcW w:type="dxa" w:w="976"/>
+            <w:tcW w:type="dxa" w:w="970"/>
             <w:tcBorders>
               <w:top w:val="single" w:color="BFC9D6" w:sz="4"/>
               <w:left w:val="single" w:color="BFC9D6" w:sz="4"/>
@@ -6304,7 +6324,7 @@
         </w:trPr>
         <w:tc>
           <w:tcPr>
-            <w:tcW w:type="dxa" w:w="1185"/>
+            <w:tcW w:type="dxa" w:w="1094"/>
             <w:tcBorders>
               <w:top w:val="single" w:color="BFC9D6" w:sz="4"/>
               <w:left w:val="single" w:color="BFC9D6" w:sz="4"/>
@@ -6340,7 +6360,7 @@
         </w:tc>
         <w:tc>
           <w:tcPr>
-            <w:tcW w:type="dxa" w:w="2073"/>
+            <w:tcW w:type="dxa" w:w="1915"/>
             <w:tcBorders>
               <w:top w:val="single" w:color="BFC9D6" w:sz="4"/>
               <w:left w:val="single" w:color="BFC9D6" w:sz="4"/>
@@ -6376,7 +6396,7 @@
         </w:tc>
         <w:tc>
           <w:tcPr>
-            <w:tcW w:type="dxa" w:w="1555"/>
+            <w:tcW w:type="dxa" w:w="2120"/>
             <w:tcBorders>
               <w:top w:val="single" w:color="BFC9D6" w:sz="4"/>
               <w:left w:val="single" w:color="BFC9D6" w:sz="4"/>
@@ -6412,7 +6432,7 @@
         </w:tc>
         <w:tc>
           <w:tcPr>
-            <w:tcW w:type="dxa" w:w="4075"/>
+            <w:tcW w:type="dxa" w:w="3765"/>
             <w:tcBorders>
               <w:top w:val="single" w:color="BFC9D6" w:sz="4"/>
               <w:left w:val="single" w:color="BFC9D6" w:sz="4"/>
@@ -6448,7 +6468,7 @@
         </w:tc>
         <w:tc>
           <w:tcPr>
-            <w:tcW w:type="dxa" w:w="976"/>
+            <w:tcW w:type="dxa" w:w="970"/>
             <w:tcBorders>
               <w:top w:val="single" w:color="BFC9D6" w:sz="4"/>
               <w:left w:val="single" w:color="BFC9D6" w:sz="4"/>
@@ -6489,7 +6509,7 @@
         </w:trPr>
         <w:tc>
           <w:tcPr>
-            <w:tcW w:type="dxa" w:w="1185"/>
+            <w:tcW w:type="dxa" w:w="1094"/>
             <w:tcBorders>
               <w:top w:val="single" w:color="BFC9D6" w:sz="4"/>
               <w:left w:val="single" w:color="BFC9D6" w:sz="4"/>
@@ -6526,7 +6546,7 @@
         </w:tc>
         <w:tc>
           <w:tcPr>
-            <w:tcW w:type="dxa" w:w="2073"/>
+            <w:tcW w:type="dxa" w:w="1915"/>
             <w:tcBorders>
               <w:top w:val="single" w:color="BFC9D6" w:sz="4"/>
               <w:left w:val="single" w:color="BFC9D6" w:sz="4"/>
@@ -6563,7 +6583,7 @@
         </w:tc>
         <w:tc>
           <w:tcPr>
-            <w:tcW w:type="dxa" w:w="1555"/>
+            <w:tcW w:type="dxa" w:w="2120"/>
             <w:tcBorders>
               <w:top w:val="single" w:color="BFC9D6" w:sz="4"/>
               <w:left w:val="single" w:color="BFC9D6" w:sz="4"/>
@@ -6642,7 +6662,7 @@
         </w:tc>
         <w:tc>
           <w:tcPr>
-            <w:tcW w:type="dxa" w:w="4075"/>
+            <w:tcW w:type="dxa" w:w="3765"/>
             <w:tcBorders>
               <w:top w:val="single" w:color="BFC9D6" w:sz="4"/>
               <w:left w:val="single" w:color="BFC9D6" w:sz="4"/>
@@ -6679,7 +6699,7 @@
         </w:tc>
         <w:tc>
           <w:tcPr>
-            <w:tcW w:type="dxa" w:w="976"/>
+            <w:tcW w:type="dxa" w:w="970"/>
             <w:tcBorders>
               <w:top w:val="single" w:color="BFC9D6" w:sz="4"/>
               <w:left w:val="single" w:color="BFC9D6" w:sz="4"/>
@@ -6721,7 +6741,7 @@
         </w:trPr>
         <w:tc>
           <w:tcPr>
-            <w:tcW w:type="dxa" w:w="1185"/>
+            <w:tcW w:type="dxa" w:w="1094"/>
             <w:tcBorders>
               <w:top w:val="single" w:color="BFC9D6" w:sz="4"/>
               <w:left w:val="single" w:color="BFC9D6" w:sz="4"/>
@@ -6757,7 +6777,7 @@
         </w:tc>
         <w:tc>
           <w:tcPr>
-            <w:tcW w:type="dxa" w:w="2073"/>
+            <w:tcW w:type="dxa" w:w="1915"/>
             <w:tcBorders>
               <w:top w:val="single" w:color="BFC9D6" w:sz="4"/>
               <w:left w:val="single" w:color="BFC9D6" w:sz="4"/>
@@ -6793,7 +6813,7 @@
         </w:tc>
         <w:tc>
           <w:tcPr>
-            <w:tcW w:type="dxa" w:w="1555"/>
+            <w:tcW w:type="dxa" w:w="2120"/>
             <w:tcBorders>
               <w:top w:val="single" w:color="BFC9D6" w:sz="4"/>
               <w:left w:val="single" w:color="BFC9D6" w:sz="4"/>
@@ -6829,7 +6849,7 @@
         </w:tc>
         <w:tc>
           <w:tcPr>
-            <w:tcW w:type="dxa" w:w="4075"/>
+            <w:tcW w:type="dxa" w:w="3765"/>
             <w:tcBorders>
               <w:top w:val="single" w:color="BFC9D6" w:sz="4"/>
               <w:left w:val="single" w:color="BFC9D6" w:sz="4"/>
@@ -6865,7 +6885,7 @@
         </w:tc>
         <w:tc>
           <w:tcPr>
-            <w:tcW w:type="dxa" w:w="976"/>
+            <w:tcW w:type="dxa" w:w="970"/>
             <w:tcBorders>
               <w:top w:val="single" w:color="BFC9D6" w:sz="4"/>
               <w:left w:val="single" w:color="BFC9D6" w:sz="4"/>
@@ -6906,7 +6926,7 @@
         </w:trPr>
         <w:tc>
           <w:tcPr>
-            <w:tcW w:type="dxa" w:w="1185"/>
+            <w:tcW w:type="dxa" w:w="1094"/>
             <w:tcBorders>
               <w:top w:val="single" w:color="BFC9D6" w:sz="4"/>
               <w:left w:val="single" w:color="BFC9D6" w:sz="4"/>
@@ -6943,7 +6963,7 @@
         </w:tc>
         <w:tc>
           <w:tcPr>
-            <w:tcW w:type="dxa" w:w="2073"/>
+            <w:tcW w:type="dxa" w:w="1915"/>
             <w:tcBorders>
               <w:top w:val="single" w:color="BFC9D6" w:sz="4"/>
               <w:left w:val="single" w:color="BFC9D6" w:sz="4"/>
@@ -6980,7 +7000,7 @@
         </w:tc>
         <w:tc>
           <w:tcPr>
-            <w:tcW w:type="dxa" w:w="1555"/>
+            <w:tcW w:type="dxa" w:w="2120"/>
             <w:tcBorders>
               <w:top w:val="single" w:color="BFC9D6" w:sz="4"/>
               <w:left w:val="single" w:color="BFC9D6" w:sz="4"/>
@@ -7017,7 +7037,7 @@
         </w:tc>
         <w:tc>
           <w:tcPr>
-            <w:tcW w:type="dxa" w:w="4075"/>
+            <w:tcW w:type="dxa" w:w="3765"/>
             <w:tcBorders>
               <w:top w:val="single" w:color="BFC9D6" w:sz="4"/>
               <w:left w:val="single" w:color="BFC9D6" w:sz="4"/>
@@ -7054,7 +7074,7 @@
         </w:tc>
         <w:tc>
           <w:tcPr>
-            <w:tcW w:type="dxa" w:w="976"/>
+            <w:tcW w:type="dxa" w:w="970"/>
             <w:tcBorders>
               <w:top w:val="single" w:color="BFC9D6" w:sz="4"/>
               <w:left w:val="single" w:color="BFC9D6" w:sz="4"/>
@@ -7096,7 +7116,7 @@
         </w:trPr>
         <w:tc>
           <w:tcPr>
-            <w:tcW w:type="dxa" w:w="1185"/>
+            <w:tcW w:type="dxa" w:w="1094"/>
             <w:tcBorders>
               <w:top w:val="single" w:color="BFC9D6" w:sz="4"/>
               <w:left w:val="single" w:color="BFC9D6" w:sz="4"/>
@@ -7132,7 +7152,7 @@
         </w:tc>
         <w:tc>
           <w:tcPr>
-            <w:tcW w:type="dxa" w:w="2073"/>
+            <w:tcW w:type="dxa" w:w="1915"/>
             <w:tcBorders>
               <w:top w:val="single" w:color="BFC9D6" w:sz="4"/>
               <w:left w:val="single" w:color="BFC9D6" w:sz="4"/>
@@ -7168,7 +7188,7 @@
         </w:tc>
         <w:tc>
           <w:tcPr>
-            <w:tcW w:type="dxa" w:w="1555"/>
+            <w:tcW w:type="dxa" w:w="2120"/>
             <w:tcBorders>
               <w:top w:val="single" w:color="BFC9D6" w:sz="4"/>
               <w:left w:val="single" w:color="BFC9D6" w:sz="4"/>
@@ -7204,7 +7224,7 @@
         </w:tc>
         <w:tc>
           <w:tcPr>
-            <w:tcW w:type="dxa" w:w="4075"/>
+            <w:tcW w:type="dxa" w:w="3765"/>
             <w:tcBorders>
               <w:top w:val="single" w:color="BFC9D6" w:sz="4"/>
               <w:left w:val="single" w:color="BFC9D6" w:sz="4"/>
@@ -7240,7 +7260,7 @@
         </w:tc>
         <w:tc>
           <w:tcPr>
-            <w:tcW w:type="dxa" w:w="976"/>
+            <w:tcW w:type="dxa" w:w="970"/>
             <w:tcBorders>
               <w:top w:val="single" w:color="BFC9D6" w:sz="4"/>
               <w:left w:val="single" w:color="BFC9D6" w:sz="4"/>
@@ -7281,7 +7301,7 @@
         </w:trPr>
         <w:tc>
           <w:tcPr>
-            <w:tcW w:type="dxa" w:w="1185"/>
+            <w:tcW w:type="dxa" w:w="1094"/>
             <w:tcBorders>
               <w:top w:val="single" w:color="BFC9D6" w:sz="4"/>
               <w:left w:val="single" w:color="BFC9D6" w:sz="4"/>
@@ -7318,7 +7338,7 @@
         </w:tc>
         <w:tc>
           <w:tcPr>
-            <w:tcW w:type="dxa" w:w="2073"/>
+            <w:tcW w:type="dxa" w:w="1915"/>
             <w:tcBorders>
               <w:top w:val="single" w:color="BFC9D6" w:sz="4"/>
               <w:left w:val="single" w:color="BFC9D6" w:sz="4"/>
@@ -7355,7 +7375,7 @@
         </w:tc>
         <w:tc>
           <w:tcPr>
-            <w:tcW w:type="dxa" w:w="1555"/>
+            <w:tcW w:type="dxa" w:w="2120"/>
             <w:tcBorders>
               <w:top w:val="single" w:color="BFC9D6" w:sz="4"/>
               <w:left w:val="single" w:color="BFC9D6" w:sz="4"/>
@@ -7392,7 +7412,7 @@
         </w:tc>
         <w:tc>
           <w:tcPr>
-            <w:tcW w:type="dxa" w:w="4075"/>
+            <w:tcW w:type="dxa" w:w="3765"/>
             <w:tcBorders>
               <w:top w:val="single" w:color="BFC9D6" w:sz="4"/>
               <w:left w:val="single" w:color="BFC9D6" w:sz="4"/>
@@ -7429,7 +7449,7 @@
         </w:tc>
         <w:tc>
           <w:tcPr>
-            <w:tcW w:type="dxa" w:w="976"/>
+            <w:tcW w:type="dxa" w:w="970"/>
             <w:tcBorders>
               <w:top w:val="single" w:color="BFC9D6" w:sz="4"/>
               <w:left w:val="single" w:color="BFC9D6" w:sz="4"/>
@@ -7471,7 +7491,7 @@
         </w:trPr>
         <w:tc>
           <w:tcPr>
-            <w:tcW w:type="dxa" w:w="1185"/>
+            <w:tcW w:type="dxa" w:w="1094"/>
             <w:tcBorders>
               <w:top w:val="single" w:color="BFC9D6" w:sz="4"/>
               <w:left w:val="single" w:color="BFC9D6" w:sz="4"/>
@@ -7507,7 +7527,7 @@
         </w:tc>
         <w:tc>
           <w:tcPr>
-            <w:tcW w:type="dxa" w:w="2073"/>
+            <w:tcW w:type="dxa" w:w="1915"/>
             <w:tcBorders>
               <w:top w:val="single" w:color="BFC9D6" w:sz="4"/>
               <w:left w:val="single" w:color="BFC9D6" w:sz="4"/>
@@ -7543,7 +7563,7 @@
         </w:tc>
         <w:tc>
           <w:tcPr>
-            <w:tcW w:type="dxa" w:w="1555"/>
+            <w:tcW w:type="dxa" w:w="2120"/>
             <w:tcBorders>
               <w:top w:val="single" w:color="BFC9D6" w:sz="4"/>
               <w:left w:val="single" w:color="BFC9D6" w:sz="4"/>
@@ -7579,7 +7599,7 @@
         </w:tc>
         <w:tc>
           <w:tcPr>
-            <w:tcW w:type="dxa" w:w="4075"/>
+            <w:tcW w:type="dxa" w:w="3765"/>
             <w:tcBorders>
               <w:top w:val="single" w:color="BFC9D6" w:sz="4"/>
               <w:left w:val="single" w:color="BFC9D6" w:sz="4"/>
@@ -7615,7 +7635,7 @@
         </w:tc>
         <w:tc>
           <w:tcPr>
-            <w:tcW w:type="dxa" w:w="976"/>
+            <w:tcW w:type="dxa" w:w="970"/>
             <w:tcBorders>
               <w:top w:val="single" w:color="BFC9D6" w:sz="4"/>
               <w:left w:val="single" w:color="BFC9D6" w:sz="4"/>
@@ -7656,7 +7676,7 @@
         </w:trPr>
         <w:tc>
           <w:tcPr>
-            <w:tcW w:type="dxa" w:w="1185"/>
+            <w:tcW w:type="dxa" w:w="1094"/>
             <w:tcBorders>
               <w:top w:val="single" w:color="BFC9D6" w:sz="4"/>
               <w:left w:val="single" w:color="BFC9D6" w:sz="4"/>
@@ -7693,7 +7713,7 @@
         </w:tc>
         <w:tc>
           <w:tcPr>
-            <w:tcW w:type="dxa" w:w="2073"/>
+            <w:tcW w:type="dxa" w:w="1915"/>
             <w:tcBorders>
               <w:top w:val="single" w:color="BFC9D6" w:sz="4"/>
               <w:left w:val="single" w:color="BFC9D6" w:sz="4"/>
@@ -7730,7 +7750,7 @@
         </w:tc>
         <w:tc>
           <w:tcPr>
-            <w:tcW w:type="dxa" w:w="1555"/>
+            <w:tcW w:type="dxa" w:w="2120"/>
             <w:tcBorders>
               <w:top w:val="single" w:color="BFC9D6" w:sz="4"/>
               <w:left w:val="single" w:color="BFC9D6" w:sz="4"/>
@@ -7767,7 +7787,7 @@
         </w:tc>
         <w:tc>
           <w:tcPr>
-            <w:tcW w:type="dxa" w:w="4075"/>
+            <w:tcW w:type="dxa" w:w="3765"/>
             <w:tcBorders>
               <w:top w:val="single" w:color="BFC9D6" w:sz="4"/>
               <w:left w:val="single" w:color="BFC9D6" w:sz="4"/>
@@ -7804,7 +7824,7 @@
         </w:tc>
         <w:tc>
           <w:tcPr>
-            <w:tcW w:type="dxa" w:w="976"/>
+            <w:tcW w:type="dxa" w:w="970"/>
             <w:tcBorders>
               <w:top w:val="single" w:color="BFC9D6" w:sz="4"/>
               <w:left w:val="single" w:color="BFC9D6" w:sz="4"/>
@@ -7846,7 +7866,7 @@
         </w:trPr>
         <w:tc>
           <w:tcPr>
-            <w:tcW w:type="dxa" w:w="1185"/>
+            <w:tcW w:type="dxa" w:w="1094"/>
             <w:tcBorders>
               <w:top w:val="single" w:color="BFC9D6" w:sz="4"/>
               <w:left w:val="single" w:color="BFC9D6" w:sz="4"/>
@@ -7882,7 +7902,7 @@
         </w:tc>
         <w:tc>
           <w:tcPr>
-            <w:tcW w:type="dxa" w:w="2073"/>
+            <w:tcW w:type="dxa" w:w="1915"/>
             <w:tcBorders>
               <w:top w:val="single" w:color="BFC9D6" w:sz="4"/>
               <w:left w:val="single" w:color="BFC9D6" w:sz="4"/>
@@ -7918,7 +7938,7 @@
         </w:tc>
         <w:tc>
           <w:tcPr>
-            <w:tcW w:type="dxa" w:w="1555"/>
+            <w:tcW w:type="dxa" w:w="2120"/>
             <w:tcBorders>
               <w:top w:val="single" w:color="BFC9D6" w:sz="4"/>
               <w:left w:val="single" w:color="BFC9D6" w:sz="4"/>
@@ -7954,7 +7974,7 @@
         </w:tc>
         <w:tc>
           <w:tcPr>
-            <w:tcW w:type="dxa" w:w="4075"/>
+            <w:tcW w:type="dxa" w:w="3765"/>
             <w:tcBorders>
               <w:top w:val="single" w:color="BFC9D6" w:sz="4"/>
               <w:left w:val="single" w:color="BFC9D6" w:sz="4"/>
@@ -7990,7 +8010,7 @@
         </w:tc>
         <w:tc>
           <w:tcPr>
-            <w:tcW w:type="dxa" w:w="976"/>
+            <w:tcW w:type="dxa" w:w="970"/>
             <w:tcBorders>
               <w:top w:val="single" w:color="BFC9D6" w:sz="4"/>
               <w:left w:val="single" w:color="BFC9D6" w:sz="4"/>
@@ -8031,7 +8051,7 @@
         </w:trPr>
         <w:tc>
           <w:tcPr>
-            <w:tcW w:type="dxa" w:w="1185"/>
+            <w:tcW w:type="dxa" w:w="1094"/>
             <w:tcBorders>
               <w:top w:val="single" w:color="BFC9D6" w:sz="4"/>
               <w:left w:val="single" w:color="BFC9D6" w:sz="4"/>
@@ -8068,7 +8088,7 @@
         </w:tc>
         <w:tc>
           <w:tcPr>
-            <w:tcW w:type="dxa" w:w="2073"/>
+            <w:tcW w:type="dxa" w:w="1915"/>
             <w:tcBorders>
               <w:top w:val="single" w:color="BFC9D6" w:sz="4"/>
               <w:left w:val="single" w:color="BFC9D6" w:sz="4"/>
@@ -8105,7 +8125,7 @@
         </w:tc>
         <w:tc>
           <w:tcPr>
-            <w:tcW w:type="dxa" w:w="1555"/>
+            <w:tcW w:type="dxa" w:w="2120"/>
             <w:tcBorders>
               <w:top w:val="single" w:color="BFC9D6" w:sz="4"/>
               <w:left w:val="single" w:color="BFC9D6" w:sz="4"/>
@@ -8142,7 +8162,7 @@
         </w:tc>
         <w:tc>
           <w:tcPr>
-            <w:tcW w:type="dxa" w:w="4075"/>
+            <w:tcW w:type="dxa" w:w="3765"/>
             <w:tcBorders>
               <w:top w:val="single" w:color="BFC9D6" w:sz="4"/>
               <w:left w:val="single" w:color="BFC9D6" w:sz="4"/>
@@ -8179,7 +8199,7 @@
         </w:tc>
         <w:tc>
           <w:tcPr>
-            <w:tcW w:type="dxa" w:w="976"/>
+            <w:tcW w:type="dxa" w:w="970"/>
             <w:tcBorders>
               <w:top w:val="single" w:color="BFC9D6" w:sz="4"/>
               <w:left w:val="single" w:color="BFC9D6" w:sz="4"/>
@@ -8221,7 +8241,7 @@
         </w:trPr>
         <w:tc>
           <w:tcPr>
-            <w:tcW w:type="dxa" w:w="1185"/>
+            <w:tcW w:type="dxa" w:w="1094"/>
             <w:tcBorders>
               <w:top w:val="single" w:color="BFC9D6" w:sz="4"/>
               <w:left w:val="single" w:color="BFC9D6" w:sz="4"/>
@@ -8257,7 +8277,7 @@
         </w:tc>
         <w:tc>
           <w:tcPr>
-            <w:tcW w:type="dxa" w:w="2073"/>
+            <w:tcW w:type="dxa" w:w="1915"/>
             <w:tcBorders>
               <w:top w:val="single" w:color="BFC9D6" w:sz="4"/>
               <w:left w:val="single" w:color="BFC9D6" w:sz="4"/>
@@ -8293,7 +8313,7 @@
         </w:tc>
         <w:tc>
           <w:tcPr>
-            <w:tcW w:type="dxa" w:w="1555"/>
+            <w:tcW w:type="dxa" w:w="2120"/>
             <w:tcBorders>
               <w:top w:val="single" w:color="BFC9D6" w:sz="4"/>
               <w:left w:val="single" w:color="BFC9D6" w:sz="4"/>
@@ -8329,7 +8349,7 @@
         </w:tc>
         <w:tc>
           <w:tcPr>
-            <w:tcW w:type="dxa" w:w="4075"/>
+            <w:tcW w:type="dxa" w:w="3765"/>
             <w:tcBorders>
               <w:top w:val="single" w:color="BFC9D6" w:sz="4"/>
               <w:left w:val="single" w:color="BFC9D6" w:sz="4"/>
@@ -8365,7 +8385,7 @@
         </w:tc>
         <w:tc>
           <w:tcPr>
-            <w:tcW w:type="dxa" w:w="976"/>
+            <w:tcW w:type="dxa" w:w="970"/>
             <w:tcBorders>
               <w:top w:val="single" w:color="BFC9D6" w:sz="4"/>
               <w:left w:val="single" w:color="BFC9D6" w:sz="4"/>

--- a/treasury-platform/docs/30-readiness/word/DOC-B05-seed-and-initial-migration-plan.docx
+++ b/treasury-platform/docs/30-readiness/word/DOC-B05-seed-and-initial-migration-plan.docx
@@ -7406,7 +7406,44 @@
                 <w:szCs w:val="18"/>
                 <w:rtl/>
               </w:rPr>
-              <w:t xml:space="preserve">رموز الأحداث في 13 §9.2 ومنها رموز 10-m0-m1…:539</w:t>
+              <w:t xml:space="preserve">رموز الأحداث في 13 §9.2 ومنها رموز 10-m0-m1…:539؛ الإصدار v1 في </w:t>
+            </w:r>
+            <w:r>
+              <w:rPr>
+                <w:rFonts w:ascii="Courier New" w:cs="Courier New" w:eastAsia="Courier New" w:hAnsi="Courier New"/>
+                <w:b w:val="false"/>
+                <w:bCs w:val="false"/>
+                <w:color w:val="1F2937"/>
+                <w:sz w:val="16"/>
+                <w:szCs w:val="16"/>
+                <w:shd w:fill="F1F3F5" w:color="auto" w:val="clear"/>
+                <w:rtl/>
+              </w:rPr>
+              <w:t xml:space="preserve">‎db/seed/packs/NTF.BASE/v1/‎</w:t>
+            </w:r>
+            <w:r>
+              <w:rPr>
+                <w:rFonts w:ascii="Arial" w:cs="Arial" w:eastAsia="Arial" w:hAnsi="Arial"/>
+                <w:b w:val="false"/>
+                <w:bCs w:val="false"/>
+                <w:sz w:val="18"/>
+                <w:szCs w:val="18"/>
+                <w:rtl/>
+              </w:rPr>
+              <w:t xml:space="preserve"> (2026-10-20، ADR 0028): حدثا الإنذار المبكر وقواعدهما وثمانية قوالب بالعربية والإنجليزية، يفحصها </w:t>
+            </w:r>
+            <w:r>
+              <w:rPr>
+                <w:rFonts w:ascii="Courier New" w:cs="Courier New" w:eastAsia="Courier New" w:hAnsi="Courier New"/>
+                <w:b w:val="false"/>
+                <w:bCs w:val="false"/>
+                <w:color w:val="1F2937"/>
+                <w:sz w:val="16"/>
+                <w:szCs w:val="16"/>
+                <w:shd w:fill="F1F3F5" w:color="auto" w:val="clear"/>
+                <w:rtl/>
+              </w:rPr>
+              <w:t xml:space="preserve">‎tools/dbgen/ntf_pack.py‎</w:t>
             </w:r>
           </w:p>
         </w:tc>

--- a/treasury-platform/docs/30-readiness/word/DOC-B05-seed-and-initial-migration-plan.docx
+++ b/treasury-platform/docs/30-readiness/word/DOC-B05-seed-and-initial-migration-plan.docx
@@ -5612,7 +5612,7 @@
                 <w:szCs w:val="18"/>
                 <w:rtl/>
               </w:rPr>
-              <w:t xml:space="preserve">أدوار النظام TA وTM وFO وTE وFA وRQ وAU، بـ IsSystem=1 وSeedKey</w:t>
+              <w:t xml:space="preserve">أدوار النظام TA وTM وFO وTE وFA وRQ وAU وRK (مسؤول المخاطر، قرار المالك 35)، بـ IsSystem=1 وSeedKey</w:t>
             </w:r>
           </w:p>
         </w:tc>
@@ -7445,6 +7445,30 @@
               </w:rPr>
               <w:t xml:space="preserve">‎tools/dbgen/ntf_pack.py‎</w:t>
             </w:r>
+            <w:r>
+              <w:rPr>
+                <w:rFonts w:ascii="Arial" w:cs="Arial" w:eastAsia="Arial" w:hAnsi="Arial"/>
+                <w:b w:val="false"/>
+                <w:bCs w:val="false"/>
+                <w:sz w:val="18"/>
+                <w:szCs w:val="18"/>
+                <w:rtl/>
+              </w:rPr>
+              <w:t xml:space="preserve">؛ واعتمدها المالك افتراضًا (القرار 35)، والخزينة تعدّل نصها أو تبقيه؛ والإنذار الأحمر يصل أيضًا حاملي </w:t>
+            </w:r>
+            <w:r>
+              <w:rPr>
+                <w:rFonts w:ascii="Courier New" w:cs="Courier New" w:eastAsia="Courier New" w:hAnsi="Courier New"/>
+                <w:b w:val="false"/>
+                <w:bCs w:val="false"/>
+                <w:color w:val="1F2937"/>
+                <w:sz w:val="16"/>
+                <w:szCs w:val="16"/>
+                <w:shd w:fill="F1F3F5" w:color="auto" w:val="clear"/>
+                <w:rtl/>
+              </w:rPr>
+              <w:t xml:space="preserve">‎fin.credit.endorse‎</w:t>
+            </w:r>
           </w:p>
         </w:tc>
         <w:tc>
@@ -7558,7 +7582,7 @@
                 <w:szCs w:val="18"/>
                 <w:rtl/>
               </w:rPr>
-              <w:t xml:space="preserve">PTY.KYC</w:t>
+              <w:t xml:space="preserve">FIN.PROVISION</w:t>
             </w:r>
           </w:p>
         </w:tc>
@@ -7594,7 +7618,7 @@
                 <w:szCs w:val="18"/>
                 <w:rtl/>
               </w:rPr>
-              <w:t xml:space="preserve">pty.KycProfile، pty.KycProfileItem</w:t>
+              <w:t xml:space="preserve">fin.ReceivableLossRate</w:t>
             </w:r>
           </w:p>
         </w:tc>
@@ -7630,7 +7654,31 @@
                 <w:szCs w:val="18"/>
                 <w:rtl/>
               </w:rPr>
-              <w:t xml:space="preserve">ملفات KYC المسبقة من 05 §3؛ يُكتب كل ملف مسودة ثم بنوده ثم يُفعَّل، لأن بنود النسخة الفعّالة لا تتغير (ADR 0006)</w:t>
+              <w:t xml:space="preserve">نسب خسارة افتراضية لمصفوفة مخصص الذمم: 1 و5 و20 و50%، و10% للحكومي فوق سنة، بحالة مسودة تعتمدها الخزينة؛ في </w:t>
+            </w:r>
+            <w:r>
+              <w:rPr>
+                <w:rFonts w:ascii="Courier New" w:cs="Courier New" w:eastAsia="Courier New" w:hAnsi="Courier New"/>
+                <w:b w:val="false"/>
+                <w:bCs w:val="false"/>
+                <w:color w:val="1F2937"/>
+                <w:sz w:val="16"/>
+                <w:szCs w:val="16"/>
+                <w:shd w:fill="F1F3F5" w:color="auto" w:val="clear"/>
+                <w:rtl/>
+              </w:rPr>
+              <w:t xml:space="preserve">‎db/seed/packs/FIN.PROVISION/v1/‎</w:t>
+            </w:r>
+            <w:r>
+              <w:rPr>
+                <w:rFonts w:ascii="Arial" w:cs="Arial" w:eastAsia="Arial" w:hAnsi="Arial"/>
+                <w:b w:val="false"/>
+                <w:bCs w:val="false"/>
+                <w:sz w:val="18"/>
+                <w:szCs w:val="18"/>
+                <w:rtl/>
+              </w:rPr>
+              <w:t xml:space="preserve"> (ADR 0030)</w:t>
             </w:r>
           </w:p>
         </w:tc>
@@ -7666,7 +7714,7 @@
                 <w:szCs w:val="18"/>
                 <w:rtl/>
               </w:rPr>
-              <w:t xml:space="preserve">db/model/11-organization-party.model:407-441</w:t>
+              <w:t xml:space="preserve">القرار 35 (D4)</w:t>
             </w:r>
           </w:p>
         </w:tc>
@@ -7702,7 +7750,7 @@
                 <w:szCs w:val="18"/>
                 <w:rtl/>
               </w:rPr>
-              <w:t xml:space="preserve">S2</w:t>
+              <w:t xml:space="preserve">S2-ب</w:t>
             </w:r>
           </w:p>
         </w:tc>
@@ -7744,7 +7792,7 @@
                 <w:szCs w:val="18"/>
                 <w:rtl/>
               </w:rPr>
-              <w:t xml:space="preserve">CMP.TERMS</w:t>
+              <w:t xml:space="preserve">PTY.KYC</w:t>
             </w:r>
           </w:p>
         </w:tc>
@@ -7781,7 +7829,7 @@
                 <w:szCs w:val="18"/>
                 <w:rtl/>
               </w:rPr>
-              <w:t xml:space="preserve">cmp.TermType</w:t>
+              <w:t xml:space="preserve">pty.KycProfile، pty.KycProfileItem</w:t>
             </w:r>
           </w:p>
         </w:tc>
@@ -7818,7 +7866,7 @@
                 <w:szCs w:val="18"/>
                 <w:rtl/>
               </w:rPr>
-              <w:t xml:space="preserve">مفاتيح الشروط القابلة للمقارنة</w:t>
+              <w:t xml:space="preserve">ملفات KYC المسبقة من 05 §3؛ يُكتب كل ملف مسودة ثم بنوده ثم يُفعَّل، لأن بنود النسخة الفعّالة لا تتغير (ADR 0006)</w:t>
             </w:r>
           </w:p>
         </w:tc>
@@ -7855,7 +7903,7 @@
                 <w:szCs w:val="18"/>
                 <w:rtl/>
               </w:rPr>
-              <w:t xml:space="preserve">db/model/13-facilities-pricing-terms.model:542</w:t>
+              <w:t xml:space="preserve">db/model/11-organization-party.model:407-441</w:t>
             </w:r>
           </w:p>
         </w:tc>
@@ -7933,7 +7981,7 @@
                 <w:szCs w:val="18"/>
                 <w:rtl/>
               </w:rPr>
-              <w:t xml:space="preserve">FIN.LINES</w:t>
+              <w:t xml:space="preserve">CMP.TERMS</w:t>
             </w:r>
           </w:p>
         </w:tc>
@@ -7969,7 +8017,7 @@
                 <w:szCs w:val="18"/>
                 <w:rtl/>
               </w:rPr>
-              <w:t xml:space="preserve">fin.LineCatalogItem</w:t>
+              <w:t xml:space="preserve">cmp.TermType</w:t>
             </w:r>
           </w:p>
         </w:tc>
@@ -8005,7 +8053,7 @@
                 <w:szCs w:val="18"/>
                 <w:rtl/>
               </w:rPr>
-              <w:t xml:space="preserve">39 بندًا</w:t>
+              <w:t xml:space="preserve">مفاتيح الشروط القابلة للمقارنة</w:t>
             </w:r>
           </w:p>
         </w:tc>
@@ -8041,7 +8089,7 @@
                 <w:szCs w:val="18"/>
                 <w:rtl/>
               </w:rPr>
-              <w:t xml:space="preserve">db/model/14-collateral-obligations-financials.model:383</w:t>
+              <w:t xml:space="preserve">db/model/13-facilities-pricing-terms.model:542</w:t>
             </w:r>
           </w:p>
         </w:tc>
@@ -8077,7 +8125,7 @@
                 <w:szCs w:val="18"/>
                 <w:rtl/>
               </w:rPr>
-              <w:t xml:space="preserve">S2-ب</w:t>
+              <w:t xml:space="preserve">S2</w:t>
             </w:r>
           </w:p>
         </w:tc>
@@ -8119,7 +8167,7 @@
                 <w:szCs w:val="18"/>
                 <w:rtl/>
               </w:rPr>
-              <w:t xml:space="preserve">WFL.BASE</w:t>
+              <w:t xml:space="preserve">FIN.LINES</w:t>
             </w:r>
           </w:p>
         </w:tc>
@@ -8156,7 +8204,7 @@
                 <w:szCs w:val="18"/>
                 <w:rtl/>
               </w:rPr>
-              <w:t xml:space="preserve">wfl.ExternalPhase، wfl.RequestType، wfl.WorkflowTemplate</w:t>
+              <w:t xml:space="preserve">fin.LineCatalogItem</w:t>
             </w:r>
           </w:p>
         </w:tc>
@@ -8193,7 +8241,7 @@
                 <w:szCs w:val="18"/>
                 <w:rtl/>
               </w:rPr>
-              <w:t xml:space="preserve">8 مراحل ظاهرة وأنواع الطلبات وقوالبها</w:t>
+              <w:t xml:space="preserve">39 بندًا</w:t>
             </w:r>
           </w:p>
         </w:tc>
@@ -8230,7 +8278,7 @@
                 <w:szCs w:val="18"/>
                 <w:rtl/>
               </w:rPr>
-              <w:t xml:space="preserve">db/model/15-workflow-notifications.model:20-96</w:t>
+              <w:t xml:space="preserve">db/model/14-collateral-obligations-financials.model:383</w:t>
             </w:r>
           </w:p>
         </w:tc>
@@ -8267,7 +8315,7 @@
                 <w:szCs w:val="18"/>
                 <w:rtl/>
               </w:rPr>
-              <w:t xml:space="preserve">S3</w:t>
+              <w:t xml:space="preserve">S2-ب</w:t>
             </w:r>
           </w:p>
         </w:tc>
@@ -8308,6 +8356,192 @@
                 <w:szCs w:val="18"/>
                 <w:rtl/>
               </w:rPr>
+              <w:t xml:space="preserve">WFL.BASE</w:t>
+            </w:r>
+          </w:p>
+        </w:tc>
+        <w:tc>
+          <w:tcPr>
+            <w:tcW w:type="dxa" w:w="1915"/>
+            <w:tcBorders>
+              <w:top w:val="single" w:color="BFC9D6" w:sz="4"/>
+              <w:left w:val="single" w:color="BFC9D6" w:sz="4"/>
+              <w:bottom w:val="single" w:color="BFC9D6" w:sz="4"/>
+              <w:right w:val="single" w:color="BFC9D6" w:sz="4"/>
+            </w:tcBorders>
+            <w:tcMar>
+              <w:top w:type="dxa" w:w="50"/>
+              <w:left w:type="dxa" w:w="90"/>
+              <w:bottom w:type="dxa" w:w="50"/>
+              <w:right w:type="dxa" w:w="90"/>
+            </w:tcMar>
+            <w:vAlign w:val="top"/>
+          </w:tcPr>
+          <w:p>
+            <w:pPr>
+              <w:keepNext w:val="false"/>
+              <w:bidi/>
+              <w:spacing w:after="30" w:before="30" w:line="264"/>
+            </w:pPr>
+            <w:r>
+              <w:rPr>
+                <w:rFonts w:ascii="Arial" w:cs="Arial" w:eastAsia="Arial" w:hAnsi="Arial"/>
+                <w:b w:val="false"/>
+                <w:bCs w:val="false"/>
+                <w:sz w:val="18"/>
+                <w:szCs w:val="18"/>
+                <w:rtl/>
+              </w:rPr>
+              <w:t xml:space="preserve">wfl.ExternalPhase، wfl.RequestType، wfl.WorkflowTemplate</w:t>
+            </w:r>
+          </w:p>
+        </w:tc>
+        <w:tc>
+          <w:tcPr>
+            <w:tcW w:type="dxa" w:w="2120"/>
+            <w:tcBorders>
+              <w:top w:val="single" w:color="BFC9D6" w:sz="4"/>
+              <w:left w:val="single" w:color="BFC9D6" w:sz="4"/>
+              <w:bottom w:val="single" w:color="BFC9D6" w:sz="4"/>
+              <w:right w:val="single" w:color="BFC9D6" w:sz="4"/>
+            </w:tcBorders>
+            <w:tcMar>
+              <w:top w:type="dxa" w:w="50"/>
+              <w:left w:type="dxa" w:w="90"/>
+              <w:bottom w:type="dxa" w:w="50"/>
+              <w:right w:type="dxa" w:w="90"/>
+            </w:tcMar>
+            <w:vAlign w:val="top"/>
+          </w:tcPr>
+          <w:p>
+            <w:pPr>
+              <w:keepNext w:val="false"/>
+              <w:bidi/>
+              <w:spacing w:after="30" w:before="30" w:line="264"/>
+            </w:pPr>
+            <w:r>
+              <w:rPr>
+                <w:rFonts w:ascii="Arial" w:cs="Arial" w:eastAsia="Arial" w:hAnsi="Arial"/>
+                <w:b w:val="false"/>
+                <w:bCs w:val="false"/>
+                <w:sz w:val="18"/>
+                <w:szCs w:val="18"/>
+                <w:rtl/>
+              </w:rPr>
+              <w:t xml:space="preserve">8 مراحل ظاهرة وأنواع الطلبات وقوالبها</w:t>
+            </w:r>
+          </w:p>
+        </w:tc>
+        <w:tc>
+          <w:tcPr>
+            <w:tcW w:type="dxa" w:w="3765"/>
+            <w:tcBorders>
+              <w:top w:val="single" w:color="BFC9D6" w:sz="4"/>
+              <w:left w:val="single" w:color="BFC9D6" w:sz="4"/>
+              <w:bottom w:val="single" w:color="BFC9D6" w:sz="4"/>
+              <w:right w:val="single" w:color="BFC9D6" w:sz="4"/>
+            </w:tcBorders>
+            <w:tcMar>
+              <w:top w:type="dxa" w:w="50"/>
+              <w:left w:type="dxa" w:w="90"/>
+              <w:bottom w:type="dxa" w:w="50"/>
+              <w:right w:type="dxa" w:w="90"/>
+            </w:tcMar>
+            <w:vAlign w:val="top"/>
+          </w:tcPr>
+          <w:p>
+            <w:pPr>
+              <w:keepNext w:val="false"/>
+              <w:bidi/>
+              <w:spacing w:after="30" w:before="30" w:line="264"/>
+            </w:pPr>
+            <w:r>
+              <w:rPr>
+                <w:rFonts w:ascii="Arial" w:cs="Arial" w:eastAsia="Arial" w:hAnsi="Arial"/>
+                <w:b w:val="false"/>
+                <w:bCs w:val="false"/>
+                <w:sz w:val="18"/>
+                <w:szCs w:val="18"/>
+                <w:rtl/>
+              </w:rPr>
+              <w:t xml:space="preserve">db/model/15-workflow-notifications.model:20-96</w:t>
+            </w:r>
+          </w:p>
+        </w:tc>
+        <w:tc>
+          <w:tcPr>
+            <w:tcW w:type="dxa" w:w="970"/>
+            <w:tcBorders>
+              <w:top w:val="single" w:color="BFC9D6" w:sz="4"/>
+              <w:left w:val="single" w:color="BFC9D6" w:sz="4"/>
+              <w:bottom w:val="single" w:color="BFC9D6" w:sz="4"/>
+              <w:right w:val="single" w:color="BFC9D6" w:sz="4"/>
+            </w:tcBorders>
+            <w:tcMar>
+              <w:top w:type="dxa" w:w="50"/>
+              <w:left w:type="dxa" w:w="90"/>
+              <w:bottom w:type="dxa" w:w="50"/>
+              <w:right w:type="dxa" w:w="90"/>
+            </w:tcMar>
+            <w:vAlign w:val="top"/>
+          </w:tcPr>
+          <w:p>
+            <w:pPr>
+              <w:keepNext w:val="false"/>
+              <w:bidi/>
+              <w:spacing w:after="30" w:before="30" w:line="264"/>
+            </w:pPr>
+            <w:r>
+              <w:rPr>
+                <w:rFonts w:ascii="Arial" w:cs="Arial" w:eastAsia="Arial" w:hAnsi="Arial"/>
+                <w:b w:val="false"/>
+                <w:bCs w:val="false"/>
+                <w:sz w:val="18"/>
+                <w:szCs w:val="18"/>
+                <w:rtl/>
+              </w:rPr>
+              <w:t xml:space="preserve">S3</w:t>
+            </w:r>
+          </w:p>
+        </w:tc>
+      </w:tr>
+      <w:tr>
+        <w:trPr>
+          <w:cantSplit/>
+        </w:trPr>
+        <w:tc>
+          <w:tcPr>
+            <w:tcW w:type="dxa" w:w="1094"/>
+            <w:tcBorders>
+              <w:top w:val="single" w:color="BFC9D6" w:sz="4"/>
+              <w:left w:val="single" w:color="BFC9D6" w:sz="4"/>
+              <w:bottom w:val="single" w:color="BFC9D6" w:sz="4"/>
+              <w:right w:val="single" w:color="BFC9D6" w:sz="4"/>
+            </w:tcBorders>
+            <w:shd w:fill="F5F8FC" w:color="auto" w:val="clear"/>
+            <w:tcMar>
+              <w:top w:type="dxa" w:w="50"/>
+              <w:left w:type="dxa" w:w="90"/>
+              <w:bottom w:type="dxa" w:w="50"/>
+              <w:right w:type="dxa" w:w="90"/>
+            </w:tcMar>
+            <w:vAlign w:val="top"/>
+          </w:tcPr>
+          <w:p>
+            <w:pPr>
+              <w:keepNext w:val="false"/>
+              <w:bidi/>
+              <w:spacing w:after="30" w:before="30" w:line="264"/>
+            </w:pPr>
+            <w:r>
+              <w:rPr>
+                <w:rFonts w:ascii="Arial" w:cs="Arial" w:eastAsia="Arial" w:hAnsi="Arial"/>
+                <w:b w:val="false"/>
+                <w:bCs w:val="false"/>
+                <w:sz w:val="18"/>
+                <w:szCs w:val="18"/>
+                <w:rtl/>
+              </w:rPr>
               <w:t xml:space="preserve">LC.BASE</w:t>
             </w:r>
           </w:p>
@@ -8321,6 +8555,7 @@
               <w:bottom w:val="single" w:color="BFC9D6" w:sz="4"/>
               <w:right w:val="single" w:color="BFC9D6" w:sz="4"/>
             </w:tcBorders>
+            <w:shd w:fill="F5F8FC" w:color="auto" w:val="clear"/>
             <w:tcMar>
               <w:top w:type="dxa" w:w="50"/>
               <w:left w:type="dxa" w:w="90"/>
@@ -8357,6 +8592,7 @@
               <w:bottom w:val="single" w:color="BFC9D6" w:sz="4"/>
               <w:right w:val="single" w:color="BFC9D6" w:sz="4"/>
             </w:tcBorders>
+            <w:shd w:fill="F5F8FC" w:color="auto" w:val="clear"/>
             <w:tcMar>
               <w:top w:type="dxa" w:w="50"/>
               <w:left w:type="dxa" w:w="90"/>
@@ -8393,6 +8629,7 @@
               <w:bottom w:val="single" w:color="BFC9D6" w:sz="4"/>
               <w:right w:val="single" w:color="BFC9D6" w:sz="4"/>
             </w:tcBorders>
+            <w:shd w:fill="F5F8FC" w:color="auto" w:val="clear"/>
             <w:tcMar>
               <w:top w:type="dxa" w:w="50"/>
               <w:left w:type="dxa" w:w="90"/>
@@ -8429,6 +8666,7 @@
               <w:bottom w:val="single" w:color="BFC9D6" w:sz="4"/>
               <w:right w:val="single" w:color="BFC9D6" w:sz="4"/>
             </w:tcBorders>
+            <w:shd w:fill="F5F8FC" w:color="auto" w:val="clear"/>
             <w:tcMar>
               <w:top w:type="dxa" w:w="50"/>
               <w:left w:type="dxa" w:w="90"/>
@@ -19814,7 +20052,7 @@
                 <w:szCs w:val="18"/>
                 <w:rtl/>
               </w:rPr>
-              <w:t xml:space="preserve"> معتمد من المالك (2026-10-12): TA وTM وFO وTE وFA وRQ وAU كما في 12-m5…:46، وتُثبَّت في 10 §2</w:t>
+              <w:t xml:space="preserve"> معتمد من المالك (2026-10-12): TA وTM وFO وTE وFA وRQ وAU كما في 12-m5…:46، وتُثبَّت في 10 §2؛ وأضاف المالك RK مسؤول المخاطر في 2026-10-20 (القرار 35)</w:t>
             </w:r>
           </w:p>
         </w:tc>

--- a/treasury-platform/docs/30-readiness/word/DOC-B05-seed-and-initial-migration-plan.docx
+++ b/treasury-platform/docs/30-readiness/word/DOC-B05-seed-and-initial-migration-plan.docx
@@ -5302,10 +5302,10 @@
         </w:tblBorders>
       </w:tblPr>
       <w:tblGrid>
-        <w:gridCol w:w="1094"/>
-        <w:gridCol w:w="1915"/>
-        <w:gridCol w:w="2120"/>
-        <w:gridCol w:w="3765"/>
+        <w:gridCol w:w="1086"/>
+        <w:gridCol w:w="1900"/>
+        <w:gridCol w:w="2172"/>
+        <w:gridCol w:w="3736"/>
         <w:gridCol w:w="970"/>
       </w:tblGrid>
       <w:tr>
@@ -5315,7 +5315,7 @@
         </w:trPr>
         <w:tc>
           <w:tcPr>
-            <w:tcW w:type="dxa" w:w="1094"/>
+            <w:tcW w:type="dxa" w:w="1086"/>
             <w:tcBorders>
               <w:top w:val="single" w:color="BFC9D6" w:sz="4"/>
               <w:left w:val="single" w:color="BFC9D6" w:sz="4"/>
@@ -5353,7 +5353,7 @@
         </w:tc>
         <w:tc>
           <w:tcPr>
-            <w:tcW w:type="dxa" w:w="1915"/>
+            <w:tcW w:type="dxa" w:w="1900"/>
             <w:tcBorders>
               <w:top w:val="single" w:color="BFC9D6" w:sz="4"/>
               <w:left w:val="single" w:color="BFC9D6" w:sz="4"/>
@@ -5391,7 +5391,7 @@
         </w:tc>
         <w:tc>
           <w:tcPr>
-            <w:tcW w:type="dxa" w:w="2120"/>
+            <w:tcW w:type="dxa" w:w="2172"/>
             <w:tcBorders>
               <w:top w:val="single" w:color="BFC9D6" w:sz="4"/>
               <w:left w:val="single" w:color="BFC9D6" w:sz="4"/>
@@ -5429,7 +5429,7 @@
         </w:tc>
         <w:tc>
           <w:tcPr>
-            <w:tcW w:type="dxa" w:w="3765"/>
+            <w:tcW w:type="dxa" w:w="3736"/>
             <w:tcBorders>
               <w:top w:val="single" w:color="BFC9D6" w:sz="4"/>
               <w:left w:val="single" w:color="BFC9D6" w:sz="4"/>
@@ -5510,7 +5510,7 @@
         </w:trPr>
         <w:tc>
           <w:tcPr>
-            <w:tcW w:type="dxa" w:w="1094"/>
+            <w:tcW w:type="dxa" w:w="1086"/>
             <w:tcBorders>
               <w:top w:val="single" w:color="BFC9D6" w:sz="4"/>
               <w:left w:val="single" w:color="BFC9D6" w:sz="4"/>
@@ -5546,7 +5546,7 @@
         </w:tc>
         <w:tc>
           <w:tcPr>
-            <w:tcW w:type="dxa" w:w="1915"/>
+            <w:tcW w:type="dxa" w:w="1900"/>
             <w:tcBorders>
               <w:top w:val="single" w:color="BFC9D6" w:sz="4"/>
               <w:left w:val="single" w:color="BFC9D6" w:sz="4"/>
@@ -5582,43 +5582,157 @@
         </w:tc>
         <w:tc>
           <w:tcPr>
-            <w:tcW w:type="dxa" w:w="2120"/>
-            <w:tcBorders>
-              <w:top w:val="single" w:color="BFC9D6" w:sz="4"/>
-              <w:left w:val="single" w:color="BFC9D6" w:sz="4"/>
-              <w:bottom w:val="single" w:color="BFC9D6" w:sz="4"/>
-              <w:right w:val="single" w:color="BFC9D6" w:sz="4"/>
-            </w:tcBorders>
-            <w:tcMar>
-              <w:top w:type="dxa" w:w="50"/>
-              <w:left w:type="dxa" w:w="90"/>
-              <w:bottom w:type="dxa" w:w="50"/>
-              <w:right w:type="dxa" w:w="90"/>
-            </w:tcMar>
-            <w:vAlign w:val="top"/>
-          </w:tcPr>
-          <w:p>
-            <w:pPr>
-              <w:keepNext w:val="false"/>
-              <w:bidi/>
-              <w:spacing w:after="30" w:before="30" w:line="264"/>
-            </w:pPr>
-            <w:r>
-              <w:rPr>
-                <w:rFonts w:ascii="Arial" w:cs="Arial" w:eastAsia="Arial" w:hAnsi="Arial"/>
-                <w:b w:val="false"/>
-                <w:bCs w:val="false"/>
-                <w:sz w:val="18"/>
-                <w:szCs w:val="18"/>
-                <w:rtl/>
-              </w:rPr>
-              <w:t xml:space="preserve">أدوار النظام TA وTM وFO وTE وFA وRQ وAU وRK (مسؤول المخاطر، قرار المالك 35)، بـ IsSystem=1 وSeedKey</w:t>
-            </w:r>
-          </w:p>
-        </w:tc>
-        <w:tc>
-          <w:tcPr>
-            <w:tcW w:type="dxa" w:w="3765"/>
+            <w:tcW w:type="dxa" w:w="2172"/>
+            <w:tcBorders>
+              <w:top w:val="single" w:color="BFC9D6" w:sz="4"/>
+              <w:left w:val="single" w:color="BFC9D6" w:sz="4"/>
+              <w:bottom w:val="single" w:color="BFC9D6" w:sz="4"/>
+              <w:right w:val="single" w:color="BFC9D6" w:sz="4"/>
+            </w:tcBorders>
+            <w:tcMar>
+              <w:top w:type="dxa" w:w="50"/>
+              <w:left w:type="dxa" w:w="90"/>
+              <w:bottom w:type="dxa" w:w="50"/>
+              <w:right w:type="dxa" w:w="90"/>
+            </w:tcMar>
+            <w:vAlign w:val="top"/>
+          </w:tcPr>
+          <w:p>
+            <w:pPr>
+              <w:keepNext w:val="false"/>
+              <w:bidi/>
+              <w:spacing w:after="30" w:before="30" w:line="264"/>
+            </w:pPr>
+            <w:r>
+              <w:rPr>
+                <w:rFonts w:ascii="Arial" w:cs="Arial" w:eastAsia="Arial" w:hAnsi="Arial"/>
+                <w:b w:val="false"/>
+                <w:bCs w:val="false"/>
+                <w:sz w:val="18"/>
+                <w:szCs w:val="18"/>
+                <w:rtl/>
+              </w:rPr>
+              <w:t xml:space="preserve">أدوار النظام TA وTM وFO وTE وFA وRQ وAU وRK (مسؤول المخاطر، قرار المالك 35)، بـ IsSystem=1 وSeedKey. </w:t>
+            </w:r>
+            <w:r>
+              <w:rPr>
+                <w:rFonts w:ascii="Segoe UI Emoji" w:cs="Segoe UI Emoji" w:eastAsia="Segoe UI Emoji" w:hAnsi="Segoe UI Emoji"/>
+                <w:sz w:val="18"/>
+                <w:szCs w:val="18"/>
+                <w:rtl/>
+              </w:rPr>
+              <w:t xml:space="preserve">✅</w:t>
+            </w:r>
+            <w:r>
+              <w:rPr>
+                <w:rFonts w:ascii="Arial" w:cs="Arial" w:eastAsia="Arial" w:hAnsi="Arial"/>
+                <w:b w:val="false"/>
+                <w:bCs w:val="false"/>
+                <w:sz w:val="18"/>
+                <w:szCs w:val="18"/>
+                <w:rtl/>
+              </w:rPr>
+              <w:t xml:space="preserve"> </w:t>
+            </w:r>
+            <w:r>
+              <w:rPr>
+                <w:rFonts w:ascii="Arial" w:cs="Arial" w:eastAsia="Arial" w:hAnsi="Arial"/>
+                <w:b/>
+                <w:bCs/>
+                <w:sz w:val="18"/>
+                <w:szCs w:val="18"/>
+                <w:rtl/>
+              </w:rPr>
+              <w:t xml:space="preserve">مبنية (2026-10-21، ADR 0035):</w:t>
+            </w:r>
+            <w:r>
+              <w:rPr>
+                <w:rFonts w:ascii="Arial" w:cs="Arial" w:eastAsia="Arial" w:hAnsi="Arial"/>
+                <w:b w:val="false"/>
+                <w:bCs w:val="false"/>
+                <w:sz w:val="18"/>
+                <w:szCs w:val="18"/>
+                <w:rtl/>
+              </w:rPr>
+              <w:t xml:space="preserve"> تُولَّد من مصفوفات الأدوار (</w:t>
+            </w:r>
+            <w:r>
+              <w:rPr>
+                <w:rFonts w:ascii="Courier New" w:cs="Courier New" w:eastAsia="Courier New" w:hAnsi="Courier New"/>
+                <w:b w:val="false"/>
+                <w:bCs w:val="false"/>
+                <w:color w:val="1F2937"/>
+                <w:sz w:val="16"/>
+                <w:szCs w:val="16"/>
+                <w:shd w:fill="F1F3F5" w:color="auto" w:val="clear"/>
+                <w:rtl/>
+              </w:rPr>
+              <w:t xml:space="preserve">‎tools/dbgen/core_roles_pack.py‎</w:t>
+            </w:r>
+            <w:r>
+              <w:rPr>
+                <w:rFonts w:ascii="Arial" w:cs="Arial" w:eastAsia="Arial" w:hAnsi="Arial"/>
+                <w:b w:val="false"/>
+                <w:bCs w:val="false"/>
+                <w:sz w:val="18"/>
+                <w:szCs w:val="18"/>
+                <w:rtl/>
+              </w:rPr>
+              <w:t xml:space="preserve">) إلى </w:t>
+            </w:r>
+            <w:r>
+              <w:rPr>
+                <w:rFonts w:ascii="Courier New" w:cs="Courier New" w:eastAsia="Courier New" w:hAnsi="Courier New"/>
+                <w:b w:val="false"/>
+                <w:bCs w:val="false"/>
+                <w:color w:val="1F2937"/>
+                <w:sz w:val="16"/>
+                <w:szCs w:val="16"/>
+                <w:shd w:fill="F1F3F5" w:color="auto" w:val="clear"/>
+                <w:rtl/>
+              </w:rPr>
+              <w:t xml:space="preserve">‎db/seed/packs/CORE.ROLES/v1‎</w:t>
+            </w:r>
+            <w:r>
+              <w:rPr>
+                <w:rFonts w:ascii="Arial" w:cs="Arial" w:eastAsia="Arial" w:hAnsi="Arial"/>
+                <w:b w:val="false"/>
+                <w:bCs w:val="false"/>
+                <w:sz w:val="18"/>
+                <w:szCs w:val="18"/>
+                <w:rtl/>
+              </w:rPr>
+              <w:t xml:space="preserve">، وفيها 391 ربطًا، ويطبّقها في القاعدة </w:t>
+            </w:r>
+            <w:r>
+              <w:rPr>
+                <w:rFonts w:ascii="Courier New" w:cs="Courier New" w:eastAsia="Courier New" w:hAnsi="Courier New"/>
+                <w:b w:val="false"/>
+                <w:bCs w:val="false"/>
+                <w:color w:val="1F2937"/>
+                <w:sz w:val="16"/>
+                <w:szCs w:val="16"/>
+                <w:shd w:fill="F1F3F5" w:color="auto" w:val="clear"/>
+                <w:rtl/>
+              </w:rPr>
+              <w:t xml:space="preserve">‎sec.usp_SeedCoreRoles‎</w:t>
+            </w:r>
+            <w:r>
+              <w:rPr>
+                <w:rFonts w:ascii="Arial" w:cs="Arial" w:eastAsia="Arial" w:hAnsi="Arial"/>
+                <w:b w:val="false"/>
+                <w:bCs w:val="false"/>
+                <w:sz w:val="18"/>
+                <w:szCs w:val="18"/>
+                <w:rtl/>
+              </w:rPr>
+              <w:t xml:space="preserve"> (057) أثناء التهيئة. الاختبارات CR1 إلى CR6</w:t>
+            </w:r>
+          </w:p>
+        </w:tc>
+        <w:tc>
+          <w:tcPr>
+            <w:tcW w:type="dxa" w:w="3736"/>
             <w:tcBorders>
               <w:top w:val="single" w:color="BFC9D6" w:sz="4"/>
               <w:left w:val="single" w:color="BFC9D6" w:sz="4"/>
@@ -5695,7 +5809,7 @@
         </w:trPr>
         <w:tc>
           <w:tcPr>
-            <w:tcW w:type="dxa" w:w="1094"/>
+            <w:tcW w:type="dxa" w:w="1086"/>
             <w:tcBorders>
               <w:top w:val="single" w:color="BFC9D6" w:sz="4"/>
               <w:left w:val="single" w:color="BFC9D6" w:sz="4"/>
@@ -5732,7 +5846,7 @@
         </w:tc>
         <w:tc>
           <w:tcPr>
-            <w:tcW w:type="dxa" w:w="1915"/>
+            <w:tcW w:type="dxa" w:w="1900"/>
             <w:tcBorders>
               <w:top w:val="single" w:color="BFC9D6" w:sz="4"/>
               <w:left w:val="single" w:color="BFC9D6" w:sz="4"/>
@@ -5769,7 +5883,7 @@
         </w:tc>
         <w:tc>
           <w:tcPr>
-            <w:tcW w:type="dxa" w:w="2120"/>
+            <w:tcW w:type="dxa" w:w="2172"/>
             <w:tcBorders>
               <w:top w:val="single" w:color="BFC9D6" w:sz="4"/>
               <w:left w:val="single" w:color="BFC9D6" w:sz="4"/>
@@ -5816,7 +5930,7 @@
         </w:tc>
         <w:tc>
           <w:tcPr>
-            <w:tcW w:type="dxa" w:w="3765"/>
+            <w:tcW w:type="dxa" w:w="3736"/>
             <w:tcBorders>
               <w:top w:val="single" w:color="BFC9D6" w:sz="4"/>
               <w:left w:val="single" w:color="BFC9D6" w:sz="4"/>
@@ -5895,7 +6009,7 @@
         </w:trPr>
         <w:tc>
           <w:tcPr>
-            <w:tcW w:type="dxa" w:w="1094"/>
+            <w:tcW w:type="dxa" w:w="1086"/>
             <w:tcBorders>
               <w:top w:val="single" w:color="BFC9D6" w:sz="4"/>
               <w:left w:val="single" w:color="BFC9D6" w:sz="4"/>
@@ -5931,7 +6045,7 @@
         </w:tc>
         <w:tc>
           <w:tcPr>
-            <w:tcW w:type="dxa" w:w="1915"/>
+            <w:tcW w:type="dxa" w:w="1900"/>
             <w:tcBorders>
               <w:top w:val="single" w:color="BFC9D6" w:sz="4"/>
               <w:left w:val="single" w:color="BFC9D6" w:sz="4"/>
@@ -5967,7 +6081,7 @@
         </w:tc>
         <w:tc>
           <w:tcPr>
-            <w:tcW w:type="dxa" w:w="2120"/>
+            <w:tcW w:type="dxa" w:w="2172"/>
             <w:tcBorders>
               <w:top w:val="single" w:color="BFC9D6" w:sz="4"/>
               <w:left w:val="single" w:color="BFC9D6" w:sz="4"/>
@@ -6047,7 +6161,7 @@
         </w:tc>
         <w:tc>
           <w:tcPr>
-            <w:tcW w:type="dxa" w:w="3765"/>
+            <w:tcW w:type="dxa" w:w="3736"/>
             <w:tcBorders>
               <w:top w:val="single" w:color="BFC9D6" w:sz="4"/>
               <w:left w:val="single" w:color="BFC9D6" w:sz="4"/>
@@ -6124,7 +6238,7 @@
         </w:trPr>
         <w:tc>
           <w:tcPr>
-            <w:tcW w:type="dxa" w:w="1094"/>
+            <w:tcW w:type="dxa" w:w="1086"/>
             <w:tcBorders>
               <w:top w:val="single" w:color="BFC9D6" w:sz="4"/>
               <w:left w:val="single" w:color="BFC9D6" w:sz="4"/>
@@ -6161,7 +6275,7 @@
         </w:tc>
         <w:tc>
           <w:tcPr>
-            <w:tcW w:type="dxa" w:w="1915"/>
+            <w:tcW w:type="dxa" w:w="1900"/>
             <w:tcBorders>
               <w:top w:val="single" w:color="BFC9D6" w:sz="4"/>
               <w:left w:val="single" w:color="BFC9D6" w:sz="4"/>
@@ -6198,7 +6312,7 @@
         </w:tc>
         <w:tc>
           <w:tcPr>
-            <w:tcW w:type="dxa" w:w="2120"/>
+            <w:tcW w:type="dxa" w:w="2172"/>
             <w:tcBorders>
               <w:top w:val="single" w:color="BFC9D6" w:sz="4"/>
               <w:left w:val="single" w:color="BFC9D6" w:sz="4"/>
@@ -6245,7 +6359,7 @@
         </w:tc>
         <w:tc>
           <w:tcPr>
-            <w:tcW w:type="dxa" w:w="3765"/>
+            <w:tcW w:type="dxa" w:w="3736"/>
             <w:tcBorders>
               <w:top w:val="single" w:color="BFC9D6" w:sz="4"/>
               <w:left w:val="single" w:color="BFC9D6" w:sz="4"/>
@@ -6324,7 +6438,7 @@
         </w:trPr>
         <w:tc>
           <w:tcPr>
-            <w:tcW w:type="dxa" w:w="1094"/>
+            <w:tcW w:type="dxa" w:w="1086"/>
             <w:tcBorders>
               <w:top w:val="single" w:color="BFC9D6" w:sz="4"/>
               <w:left w:val="single" w:color="BFC9D6" w:sz="4"/>
@@ -6360,7 +6474,7 @@
         </w:tc>
         <w:tc>
           <w:tcPr>
-            <w:tcW w:type="dxa" w:w="1915"/>
+            <w:tcW w:type="dxa" w:w="1900"/>
             <w:tcBorders>
               <w:top w:val="single" w:color="BFC9D6" w:sz="4"/>
               <w:left w:val="single" w:color="BFC9D6" w:sz="4"/>
@@ -6396,7 +6510,7 @@
         </w:tc>
         <w:tc>
           <w:tcPr>
-            <w:tcW w:type="dxa" w:w="2120"/>
+            <w:tcW w:type="dxa" w:w="2172"/>
             <w:tcBorders>
               <w:top w:val="single" w:color="BFC9D6" w:sz="4"/>
               <w:left w:val="single" w:color="BFC9D6" w:sz="4"/>
@@ -6432,7 +6546,7 @@
         </w:tc>
         <w:tc>
           <w:tcPr>
-            <w:tcW w:type="dxa" w:w="3765"/>
+            <w:tcW w:type="dxa" w:w="3736"/>
             <w:tcBorders>
               <w:top w:val="single" w:color="BFC9D6" w:sz="4"/>
               <w:left w:val="single" w:color="BFC9D6" w:sz="4"/>
@@ -6509,7 +6623,7 @@
         </w:trPr>
         <w:tc>
           <w:tcPr>
-            <w:tcW w:type="dxa" w:w="1094"/>
+            <w:tcW w:type="dxa" w:w="1086"/>
             <w:tcBorders>
               <w:top w:val="single" w:color="BFC9D6" w:sz="4"/>
               <w:left w:val="single" w:color="BFC9D6" w:sz="4"/>
@@ -6546,7 +6660,7 @@
         </w:tc>
         <w:tc>
           <w:tcPr>
-            <w:tcW w:type="dxa" w:w="1915"/>
+            <w:tcW w:type="dxa" w:w="1900"/>
             <w:tcBorders>
               <w:top w:val="single" w:color="BFC9D6" w:sz="4"/>
               <w:left w:val="single" w:color="BFC9D6" w:sz="4"/>
@@ -6583,7 +6697,7 @@
         </w:tc>
         <w:tc>
           <w:tcPr>
-            <w:tcW w:type="dxa" w:w="2120"/>
+            <w:tcW w:type="dxa" w:w="2172"/>
             <w:tcBorders>
               <w:top w:val="single" w:color="BFC9D6" w:sz="4"/>
               <w:left w:val="single" w:color="BFC9D6" w:sz="4"/>
@@ -6662,7 +6776,7 @@
         </w:tc>
         <w:tc>
           <w:tcPr>
-            <w:tcW w:type="dxa" w:w="3765"/>
+            <w:tcW w:type="dxa" w:w="3736"/>
             <w:tcBorders>
               <w:top w:val="single" w:color="BFC9D6" w:sz="4"/>
               <w:left w:val="single" w:color="BFC9D6" w:sz="4"/>
@@ -6741,7 +6855,7 @@
         </w:trPr>
         <w:tc>
           <w:tcPr>
-            <w:tcW w:type="dxa" w:w="1094"/>
+            <w:tcW w:type="dxa" w:w="1086"/>
             <w:tcBorders>
               <w:top w:val="single" w:color="BFC9D6" w:sz="4"/>
               <w:left w:val="single" w:color="BFC9D6" w:sz="4"/>
@@ -6777,7 +6891,7 @@
         </w:tc>
         <w:tc>
           <w:tcPr>
-            <w:tcW w:type="dxa" w:w="1915"/>
+            <w:tcW w:type="dxa" w:w="1900"/>
             <w:tcBorders>
               <w:top w:val="single" w:color="BFC9D6" w:sz="4"/>
               <w:left w:val="single" w:color="BFC9D6" w:sz="4"/>
@@ -6813,7 +6927,7 @@
         </w:tc>
         <w:tc>
           <w:tcPr>
-            <w:tcW w:type="dxa" w:w="2120"/>
+            <w:tcW w:type="dxa" w:w="2172"/>
             <w:tcBorders>
               <w:top w:val="single" w:color="BFC9D6" w:sz="4"/>
               <w:left w:val="single" w:color="BFC9D6" w:sz="4"/>
@@ -6849,7 +6963,7 @@
         </w:tc>
         <w:tc>
           <w:tcPr>
-            <w:tcW w:type="dxa" w:w="3765"/>
+            <w:tcW w:type="dxa" w:w="3736"/>
             <w:tcBorders>
               <w:top w:val="single" w:color="BFC9D6" w:sz="4"/>
               <w:left w:val="single" w:color="BFC9D6" w:sz="4"/>
@@ -6926,7 +7040,7 @@
         </w:trPr>
         <w:tc>
           <w:tcPr>
-            <w:tcW w:type="dxa" w:w="1094"/>
+            <w:tcW w:type="dxa" w:w="1086"/>
             <w:tcBorders>
               <w:top w:val="single" w:color="BFC9D6" w:sz="4"/>
               <w:left w:val="single" w:color="BFC9D6" w:sz="4"/>
@@ -6963,7 +7077,7 @@
         </w:tc>
         <w:tc>
           <w:tcPr>
-            <w:tcW w:type="dxa" w:w="1915"/>
+            <w:tcW w:type="dxa" w:w="1900"/>
             <w:tcBorders>
               <w:top w:val="single" w:color="BFC9D6" w:sz="4"/>
               <w:left w:val="single" w:color="BFC9D6" w:sz="4"/>
@@ -7000,7 +7114,7 @@
         </w:tc>
         <w:tc>
           <w:tcPr>
-            <w:tcW w:type="dxa" w:w="2120"/>
+            <w:tcW w:type="dxa" w:w="2172"/>
             <w:tcBorders>
               <w:top w:val="single" w:color="BFC9D6" w:sz="4"/>
               <w:left w:val="single" w:color="BFC9D6" w:sz="4"/>
@@ -7037,7 +7151,7 @@
         </w:tc>
         <w:tc>
           <w:tcPr>
-            <w:tcW w:type="dxa" w:w="3765"/>
+            <w:tcW w:type="dxa" w:w="3736"/>
             <w:tcBorders>
               <w:top w:val="single" w:color="BFC9D6" w:sz="4"/>
               <w:left w:val="single" w:color="BFC9D6" w:sz="4"/>
@@ -7116,7 +7230,7 @@
         </w:trPr>
         <w:tc>
           <w:tcPr>
-            <w:tcW w:type="dxa" w:w="1094"/>
+            <w:tcW w:type="dxa" w:w="1086"/>
             <w:tcBorders>
               <w:top w:val="single" w:color="BFC9D6" w:sz="4"/>
               <w:left w:val="single" w:color="BFC9D6" w:sz="4"/>
@@ -7152,7 +7266,7 @@
         </w:tc>
         <w:tc>
           <w:tcPr>
-            <w:tcW w:type="dxa" w:w="1915"/>
+            <w:tcW w:type="dxa" w:w="1900"/>
             <w:tcBorders>
               <w:top w:val="single" w:color="BFC9D6" w:sz="4"/>
               <w:left w:val="single" w:color="BFC9D6" w:sz="4"/>
@@ -7188,7 +7302,7 @@
         </w:tc>
         <w:tc>
           <w:tcPr>
-            <w:tcW w:type="dxa" w:w="2120"/>
+            <w:tcW w:type="dxa" w:w="2172"/>
             <w:tcBorders>
               <w:top w:val="single" w:color="BFC9D6" w:sz="4"/>
               <w:left w:val="single" w:color="BFC9D6" w:sz="4"/>
@@ -7224,7 +7338,7 @@
         </w:tc>
         <w:tc>
           <w:tcPr>
-            <w:tcW w:type="dxa" w:w="3765"/>
+            <w:tcW w:type="dxa" w:w="3736"/>
             <w:tcBorders>
               <w:top w:val="single" w:color="BFC9D6" w:sz="4"/>
               <w:left w:val="single" w:color="BFC9D6" w:sz="4"/>
@@ -7301,7 +7415,7 @@
         </w:trPr>
         <w:tc>
           <w:tcPr>
-            <w:tcW w:type="dxa" w:w="1094"/>
+            <w:tcW w:type="dxa" w:w="1086"/>
             <w:tcBorders>
               <w:top w:val="single" w:color="BFC9D6" w:sz="4"/>
               <w:left w:val="single" w:color="BFC9D6" w:sz="4"/>
@@ -7338,7 +7452,7 @@
         </w:tc>
         <w:tc>
           <w:tcPr>
-            <w:tcW w:type="dxa" w:w="1915"/>
+            <w:tcW w:type="dxa" w:w="1900"/>
             <w:tcBorders>
               <w:top w:val="single" w:color="BFC9D6" w:sz="4"/>
               <w:left w:val="single" w:color="BFC9D6" w:sz="4"/>
@@ -7375,7 +7489,7 @@
         </w:tc>
         <w:tc>
           <w:tcPr>
-            <w:tcW w:type="dxa" w:w="2120"/>
+            <w:tcW w:type="dxa" w:w="2172"/>
             <w:tcBorders>
               <w:top w:val="single" w:color="BFC9D6" w:sz="4"/>
               <w:left w:val="single" w:color="BFC9D6" w:sz="4"/>
@@ -7473,7 +7587,7 @@
         </w:tc>
         <w:tc>
           <w:tcPr>
-            <w:tcW w:type="dxa" w:w="3765"/>
+            <w:tcW w:type="dxa" w:w="3736"/>
             <w:tcBorders>
               <w:top w:val="single" w:color="BFC9D6" w:sz="4"/>
               <w:left w:val="single" w:color="BFC9D6" w:sz="4"/>
@@ -7552,7 +7666,7 @@
         </w:trPr>
         <w:tc>
           <w:tcPr>
-            <w:tcW w:type="dxa" w:w="1094"/>
+            <w:tcW w:type="dxa" w:w="1086"/>
             <w:tcBorders>
               <w:top w:val="single" w:color="BFC9D6" w:sz="4"/>
               <w:left w:val="single" w:color="BFC9D6" w:sz="4"/>
@@ -7588,7 +7702,7 @@
         </w:tc>
         <w:tc>
           <w:tcPr>
-            <w:tcW w:type="dxa" w:w="1915"/>
+            <w:tcW w:type="dxa" w:w="1900"/>
             <w:tcBorders>
               <w:top w:val="single" w:color="BFC9D6" w:sz="4"/>
               <w:left w:val="single" w:color="BFC9D6" w:sz="4"/>
@@ -7624,7 +7738,7 @@
         </w:tc>
         <w:tc>
           <w:tcPr>
-            <w:tcW w:type="dxa" w:w="2120"/>
+            <w:tcW w:type="dxa" w:w="2172"/>
             <w:tcBorders>
               <w:top w:val="single" w:color="BFC9D6" w:sz="4"/>
               <w:left w:val="single" w:color="BFC9D6" w:sz="4"/>
@@ -7684,7 +7798,7 @@
         </w:tc>
         <w:tc>
           <w:tcPr>
-            <w:tcW w:type="dxa" w:w="3765"/>
+            <w:tcW w:type="dxa" w:w="3736"/>
             <w:tcBorders>
               <w:top w:val="single" w:color="BFC9D6" w:sz="4"/>
               <w:left w:val="single" w:color="BFC9D6" w:sz="4"/>
@@ -7761,7 +7875,7 @@
         </w:trPr>
         <w:tc>
           <w:tcPr>
-            <w:tcW w:type="dxa" w:w="1094"/>
+            <w:tcW w:type="dxa" w:w="1086"/>
             <w:tcBorders>
               <w:top w:val="single" w:color="BFC9D6" w:sz="4"/>
               <w:left w:val="single" w:color="BFC9D6" w:sz="4"/>
@@ -7798,7 +7912,7 @@
         </w:tc>
         <w:tc>
           <w:tcPr>
-            <w:tcW w:type="dxa" w:w="1915"/>
+            <w:tcW w:type="dxa" w:w="1900"/>
             <w:tcBorders>
               <w:top w:val="single" w:color="BFC9D6" w:sz="4"/>
               <w:left w:val="single" w:color="BFC9D6" w:sz="4"/>
@@ -7835,7 +7949,7 @@
         </w:tc>
         <w:tc>
           <w:tcPr>
-            <w:tcW w:type="dxa" w:w="2120"/>
+            <w:tcW w:type="dxa" w:w="2172"/>
             <w:tcBorders>
               <w:top w:val="single" w:color="BFC9D6" w:sz="4"/>
               <w:left w:val="single" w:color="BFC9D6" w:sz="4"/>
@@ -7872,7 +7986,7 @@
         </w:tc>
         <w:tc>
           <w:tcPr>
-            <w:tcW w:type="dxa" w:w="3765"/>
+            <w:tcW w:type="dxa" w:w="3736"/>
             <w:tcBorders>
               <w:top w:val="single" w:color="BFC9D6" w:sz="4"/>
               <w:left w:val="single" w:color="BFC9D6" w:sz="4"/>
@@ -7951,7 +8065,7 @@
         </w:trPr>
         <w:tc>
           <w:tcPr>
-            <w:tcW w:type="dxa" w:w="1094"/>
+            <w:tcW w:type="dxa" w:w="1086"/>
             <w:tcBorders>
               <w:top w:val="single" w:color="BFC9D6" w:sz="4"/>
               <w:left w:val="single" w:color="BFC9D6" w:sz="4"/>
@@ -7987,7 +8101,7 @@
         </w:tc>
         <w:tc>
           <w:tcPr>
-            <w:tcW w:type="dxa" w:w="1915"/>
+            <w:tcW w:type="dxa" w:w="1900"/>
             <w:tcBorders>
               <w:top w:val="single" w:color="BFC9D6" w:sz="4"/>
               <w:left w:val="single" w:color="BFC9D6" w:sz="4"/>
@@ -8023,7 +8137,7 @@
         </w:tc>
         <w:tc>
           <w:tcPr>
-            <w:tcW w:type="dxa" w:w="2120"/>
+            <w:tcW w:type="dxa" w:w="2172"/>
             <w:tcBorders>
               <w:top w:val="single" w:color="BFC9D6" w:sz="4"/>
               <w:left w:val="single" w:color="BFC9D6" w:sz="4"/>
@@ -8059,7 +8173,7 @@
         </w:tc>
         <w:tc>
           <w:tcPr>
-            <w:tcW w:type="dxa" w:w="3765"/>
+            <w:tcW w:type="dxa" w:w="3736"/>
             <w:tcBorders>
               <w:top w:val="single" w:color="BFC9D6" w:sz="4"/>
               <w:left w:val="single" w:color="BFC9D6" w:sz="4"/>
@@ -8136,7 +8250,7 @@
         </w:trPr>
         <w:tc>
           <w:tcPr>
-            <w:tcW w:type="dxa" w:w="1094"/>
+            <w:tcW w:type="dxa" w:w="1086"/>
             <w:tcBorders>
               <w:top w:val="single" w:color="BFC9D6" w:sz="4"/>
               <w:left w:val="single" w:color="BFC9D6" w:sz="4"/>
@@ -8173,7 +8287,7 @@
         </w:tc>
         <w:tc>
           <w:tcPr>
-            <w:tcW w:type="dxa" w:w="1915"/>
+            <w:tcW w:type="dxa" w:w="1900"/>
             <w:tcBorders>
               <w:top w:val="single" w:color="BFC9D6" w:sz="4"/>
               <w:left w:val="single" w:color="BFC9D6" w:sz="4"/>
@@ -8210,7 +8324,7 @@
         </w:tc>
         <w:tc>
           <w:tcPr>
-            <w:tcW w:type="dxa" w:w="2120"/>
+            <w:tcW w:type="dxa" w:w="2172"/>
             <w:tcBorders>
               <w:top w:val="single" w:color="BFC9D6" w:sz="4"/>
               <w:left w:val="single" w:color="BFC9D6" w:sz="4"/>
@@ -8247,7 +8361,7 @@
         </w:tc>
         <w:tc>
           <w:tcPr>
-            <w:tcW w:type="dxa" w:w="3765"/>
+            <w:tcW w:type="dxa" w:w="3736"/>
             <w:tcBorders>
               <w:top w:val="single" w:color="BFC9D6" w:sz="4"/>
               <w:left w:val="single" w:color="BFC9D6" w:sz="4"/>
@@ -8326,7 +8440,7 @@
         </w:trPr>
         <w:tc>
           <w:tcPr>
-            <w:tcW w:type="dxa" w:w="1094"/>
+            <w:tcW w:type="dxa" w:w="1086"/>
             <w:tcBorders>
               <w:top w:val="single" w:color="BFC9D6" w:sz="4"/>
               <w:left w:val="single" w:color="BFC9D6" w:sz="4"/>
@@ -8362,7 +8476,7 @@
         </w:tc>
         <w:tc>
           <w:tcPr>
-            <w:tcW w:type="dxa" w:w="1915"/>
+            <w:tcW w:type="dxa" w:w="1900"/>
             <w:tcBorders>
               <w:top w:val="single" w:color="BFC9D6" w:sz="4"/>
               <w:left w:val="single" w:color="BFC9D6" w:sz="4"/>
@@ -8398,7 +8512,7 @@
         </w:tc>
         <w:tc>
           <w:tcPr>
-            <w:tcW w:type="dxa" w:w="2120"/>
+            <w:tcW w:type="dxa" w:w="2172"/>
             <w:tcBorders>
               <w:top w:val="single" w:color="BFC9D6" w:sz="4"/>
               <w:left w:val="single" w:color="BFC9D6" w:sz="4"/>
@@ -8434,7 +8548,7 @@
         </w:tc>
         <w:tc>
           <w:tcPr>
-            <w:tcW w:type="dxa" w:w="3765"/>
+            <w:tcW w:type="dxa" w:w="3736"/>
             <w:tcBorders>
               <w:top w:val="single" w:color="BFC9D6" w:sz="4"/>
               <w:left w:val="single" w:color="BFC9D6" w:sz="4"/>
@@ -8511,7 +8625,7 @@
         </w:trPr>
         <w:tc>
           <w:tcPr>
-            <w:tcW w:type="dxa" w:w="1094"/>
+            <w:tcW w:type="dxa" w:w="1086"/>
             <w:tcBorders>
               <w:top w:val="single" w:color="BFC9D6" w:sz="4"/>
               <w:left w:val="single" w:color="BFC9D6" w:sz="4"/>
@@ -8548,7 +8662,7 @@
         </w:tc>
         <w:tc>
           <w:tcPr>
-            <w:tcW w:type="dxa" w:w="1915"/>
+            <w:tcW w:type="dxa" w:w="1900"/>
             <w:tcBorders>
               <w:top w:val="single" w:color="BFC9D6" w:sz="4"/>
               <w:left w:val="single" w:color="BFC9D6" w:sz="4"/>
@@ -8585,7 +8699,7 @@
         </w:tc>
         <w:tc>
           <w:tcPr>
-            <w:tcW w:type="dxa" w:w="2120"/>
+            <w:tcW w:type="dxa" w:w="2172"/>
             <w:tcBorders>
               <w:top w:val="single" w:color="BFC9D6" w:sz="4"/>
               <w:left w:val="single" w:color="BFC9D6" w:sz="4"/>
@@ -8622,7 +8736,7 @@
         </w:tc>
         <w:tc>
           <w:tcPr>
-            <w:tcW w:type="dxa" w:w="3765"/>
+            <w:tcW w:type="dxa" w:w="3736"/>
             <w:tcBorders>
               <w:top w:val="single" w:color="BFC9D6" w:sz="4"/>
               <w:left w:val="single" w:color="BFC9D6" w:sz="4"/>

--- a/treasury-platform/docs/30-readiness/word/DOC-B05-seed-and-initial-migration-plan.docx
+++ b/treasury-platform/docs/30-readiness/word/DOC-B05-seed-and-initial-migration-plan.docx
@@ -5702,7 +5702,7 @@
                 <w:szCs w:val="18"/>
                 <w:rtl/>
               </w:rPr>
-              <w:t xml:space="preserve">، وفيها 391 ربطًا، ويطبّقها في القاعدة </w:t>
+              <w:t xml:space="preserve">، وفيها 393 ربطًا، ويطبّقها في القاعدة </w:t>
             </w:r>
             <w:r>
               <w:rPr>

--- a/treasury-platform/docs/30-readiness/word/DOC-B05-seed-and-initial-migration-plan.docx
+++ b/treasury-platform/docs/30-readiness/word/DOC-B05-seed-and-initial-migration-plan.docx
@@ -1507,7 +1507,75 @@
                 <w:szCs w:val="18"/>
                 <w:rtl/>
               </w:rPr>
-              <w:t xml:space="preserve">DDL غير قابل لإعادة التشغيل (CREATE TABLE بلا حراسة)، فالنشر لقاعدة جديدة فقط ولا مسار ترحيل</w:t>
+              <w:t xml:space="preserve">DDL غير قابل لإعادة التشغيل (CREATE TABLE بلا حراسة)، فالنشر لقاعدة جديدة فقط؛ ومسار الترحيل بعد النشر الأول </w:t>
+            </w:r>
+            <w:r>
+              <w:rPr>
+                <w:rFonts w:ascii="Segoe UI Emoji" w:cs="Segoe UI Emoji" w:eastAsia="Segoe UI Emoji" w:hAnsi="Segoe UI Emoji"/>
+                <w:sz w:val="18"/>
+                <w:szCs w:val="18"/>
+                <w:rtl/>
+              </w:rPr>
+              <w:t xml:space="preserve">✅</w:t>
+            </w:r>
+            <w:r>
+              <w:rPr>
+                <w:rFonts w:ascii="Arial" w:cs="Arial" w:eastAsia="Arial" w:hAnsi="Arial"/>
+                <w:b w:val="false"/>
+                <w:bCs w:val="false"/>
+                <w:sz w:val="18"/>
+                <w:szCs w:val="18"/>
+                <w:rtl/>
+              </w:rPr>
+              <w:t xml:space="preserve"> مبني: </w:t>
+            </w:r>
+            <w:r>
+              <w:rPr>
+                <w:rFonts w:ascii="Courier New" w:cs="Courier New" w:eastAsia="Courier New" w:hAnsi="Courier New"/>
+                <w:b w:val="false"/>
+                <w:bCs w:val="false"/>
+                <w:color w:val="1F2937"/>
+                <w:sz w:val="16"/>
+                <w:szCs w:val="16"/>
+                <w:shd w:fill="F1F3F5" w:color="auto" w:val="clear"/>
+                <w:rtl/>
+              </w:rPr>
+              <w:t xml:space="preserve">‎tools/deploy/migrate.sh‎</w:t>
+            </w:r>
+            <w:r>
+              <w:rPr>
+                <w:rFonts w:ascii="Arial" w:cs="Arial" w:eastAsia="Arial" w:hAnsi="Arial"/>
+                <w:b w:val="false"/>
+                <w:bCs w:val="false"/>
+                <w:sz w:val="18"/>
+                <w:szCs w:val="18"/>
+                <w:rtl/>
+              </w:rPr>
+              <w:t xml:space="preserve"> بالدفتر </w:t>
+            </w:r>
+            <w:r>
+              <w:rPr>
+                <w:rFonts w:ascii="Courier New" w:cs="Courier New" w:eastAsia="Courier New" w:hAnsi="Courier New"/>
+                <w:b w:val="false"/>
+                <w:bCs w:val="false"/>
+                <w:color w:val="1F2937"/>
+                <w:sz w:val="16"/>
+                <w:szCs w:val="16"/>
+                <w:shd w:fill="F1F3F5" w:color="auto" w:val="clear"/>
+                <w:rtl/>
+              </w:rPr>
+              <w:t xml:space="preserve">‎plat.SchemaMigration‎</w:t>
+            </w:r>
+            <w:r>
+              <w:rPr>
+                <w:rFonts w:ascii="Arial" w:cs="Arial" w:eastAsia="Arial" w:hAnsi="Arial"/>
+                <w:b w:val="false"/>
+                <w:bCs w:val="false"/>
+                <w:sz w:val="18"/>
+                <w:szCs w:val="18"/>
+                <w:rtl/>
+              </w:rPr>
+              <w:t xml:space="preserve"> (ADR 0034، MG1 إلى MG7)</w:t>
             </w:r>
           </w:p>
         </w:tc>
@@ -1544,7 +1612,7 @@
                 <w:szCs w:val="18"/>
                 <w:rtl/>
               </w:rPr>
-              <w:t xml:space="preserve">db/generated/tsql/001_tables.sql:8؛ docs/20-database-design.md:530 (O-2)</w:t>
+              <w:t xml:space="preserve">db/generated/tsql/001_tables.sql:8؛ docs/20-database-design.md:627 (O-2)</w:t>
             </w:r>
           </w:p>
         </w:tc>
@@ -3866,7 +3934,7 @@
                 <w:szCs w:val="18"/>
                 <w:rtl/>
               </w:rPr>
-              <w:t xml:space="preserve">FR-PLT-043 (10-m0-m1…:145)؛ BR-PLT-018 (:244)؛ db/model/10-platform.model:426-436</w:t>
+              <w:t xml:space="preserve">FR-PLT-043 (10-m0-m1…:145)؛ BR-PLT-018 (:244)؛ db/model/10-platform.model:501-511</w:t>
             </w:r>
           </w:p>
         </w:tc>
@@ -5762,7 +5830,7 @@
                 <w:szCs w:val="18"/>
                 <w:rtl/>
               </w:rPr>
-              <w:t xml:space="preserve">12-m5…:46؛ 10-m0-m1…:39-70؛ db/model/10-platform.model:156-167</w:t>
+              <w:t xml:space="preserve">12-m5…:46؛ 10-m0-m1…:39-70؛ db/model/10-platform.model:192-203 و218-222</w:t>
             </w:r>
           </w:p>
         </w:tc>
@@ -5961,7 +6029,7 @@
                 <w:szCs w:val="18"/>
                 <w:rtl/>
               </w:rPr>
-              <w:t xml:space="preserve">db/model/10-platform.model:443-453؛ BR-ORG-001</w:t>
+              <w:t xml:space="preserve">db/model/10-platform.model:518-530؛ BR-ORG-001</w:t>
             </w:r>
           </w:p>
         </w:tc>
@@ -17718,11 +17786,11 @@
         </w:tblBorders>
       </w:tblPr>
       <w:tblGrid>
-        <w:gridCol w:w="1305"/>
-        <w:gridCol w:w="2758"/>
-        <w:gridCol w:w="2756"/>
-        <w:gridCol w:w="1305"/>
-        <w:gridCol w:w="1740"/>
+        <w:gridCol w:w="1096"/>
+        <w:gridCol w:w="2313"/>
+        <w:gridCol w:w="3898"/>
+        <w:gridCol w:w="1096"/>
+        <w:gridCol w:w="1461"/>
       </w:tblGrid>
       <w:tr>
         <w:trPr>
@@ -17731,7 +17799,7 @@
         </w:trPr>
         <w:tc>
           <w:tcPr>
-            <w:tcW w:type="dxa" w:w="1305"/>
+            <w:tcW w:type="dxa" w:w="1096"/>
             <w:tcBorders>
               <w:top w:val="single" w:color="BFC9D6" w:sz="4"/>
               <w:left w:val="single" w:color="BFC9D6" w:sz="4"/>
@@ -17769,7 +17837,7 @@
         </w:tc>
         <w:tc>
           <w:tcPr>
-            <w:tcW w:type="dxa" w:w="2758"/>
+            <w:tcW w:type="dxa" w:w="2313"/>
             <w:tcBorders>
               <w:top w:val="single" w:color="BFC9D6" w:sz="4"/>
               <w:left w:val="single" w:color="BFC9D6" w:sz="4"/>
@@ -17807,7 +17875,7 @@
         </w:tc>
         <w:tc>
           <w:tcPr>
-            <w:tcW w:type="dxa" w:w="2756"/>
+            <w:tcW w:type="dxa" w:w="3898"/>
             <w:tcBorders>
               <w:top w:val="single" w:color="BFC9D6" w:sz="4"/>
               <w:left w:val="single" w:color="BFC9D6" w:sz="4"/>
@@ -17845,7 +17913,7 @@
         </w:tc>
         <w:tc>
           <w:tcPr>
-            <w:tcW w:type="dxa" w:w="1305"/>
+            <w:tcW w:type="dxa" w:w="1096"/>
             <w:tcBorders>
               <w:top w:val="single" w:color="BFC9D6" w:sz="4"/>
               <w:left w:val="single" w:color="BFC9D6" w:sz="4"/>
@@ -17883,7 +17951,7 @@
         </w:tc>
         <w:tc>
           <w:tcPr>
-            <w:tcW w:type="dxa" w:w="1740"/>
+            <w:tcW w:type="dxa" w:w="1461"/>
             <w:tcBorders>
               <w:top w:val="single" w:color="BFC9D6" w:sz="4"/>
               <w:left w:val="single" w:color="BFC9D6" w:sz="4"/>
@@ -17926,7 +17994,7 @@
         </w:trPr>
         <w:tc>
           <w:tcPr>
-            <w:tcW w:type="dxa" w:w="1305"/>
+            <w:tcW w:type="dxa" w:w="1096"/>
             <w:tcBorders>
               <w:top w:val="single" w:color="BFC9D6" w:sz="4"/>
               <w:left w:val="single" w:color="BFC9D6" w:sz="4"/>
@@ -17962,7 +18030,7 @@
         </w:tc>
         <w:tc>
           <w:tcPr>
-            <w:tcW w:type="dxa" w:w="2758"/>
+            <w:tcW w:type="dxa" w:w="2313"/>
             <w:tcBorders>
               <w:top w:val="single" w:color="BFC9D6" w:sz="4"/>
               <w:left w:val="single" w:color="BFC9D6" w:sz="4"/>
@@ -17998,7 +18066,7 @@
         </w:tc>
         <w:tc>
           <w:tcPr>
-            <w:tcW w:type="dxa" w:w="2756"/>
+            <w:tcW w:type="dxa" w:w="3898"/>
             <w:tcBorders>
               <w:top w:val="single" w:color="BFC9D6" w:sz="4"/>
               <w:left w:val="single" w:color="BFC9D6" w:sz="4"/>
@@ -18034,7 +18102,7 @@
         </w:tc>
         <w:tc>
           <w:tcPr>
-            <w:tcW w:type="dxa" w:w="1305"/>
+            <w:tcW w:type="dxa" w:w="1096"/>
             <w:tcBorders>
               <w:top w:val="single" w:color="BFC9D6" w:sz="4"/>
               <w:left w:val="single" w:color="BFC9D6" w:sz="4"/>
@@ -18070,7 +18138,7 @@
         </w:tc>
         <w:tc>
           <w:tcPr>
-            <w:tcW w:type="dxa" w:w="1740"/>
+            <w:tcW w:type="dxa" w:w="1461"/>
             <w:tcBorders>
               <w:top w:val="single" w:color="BFC9D6" w:sz="4"/>
               <w:left w:val="single" w:color="BFC9D6" w:sz="4"/>
@@ -18111,7 +18179,7 @@
         </w:trPr>
         <w:tc>
           <w:tcPr>
-            <w:tcW w:type="dxa" w:w="1305"/>
+            <w:tcW w:type="dxa" w:w="1096"/>
             <w:tcBorders>
               <w:top w:val="single" w:color="BFC9D6" w:sz="4"/>
               <w:left w:val="single" w:color="BFC9D6" w:sz="4"/>
@@ -18148,7 +18216,7 @@
         </w:tc>
         <w:tc>
           <w:tcPr>
-            <w:tcW w:type="dxa" w:w="2758"/>
+            <w:tcW w:type="dxa" w:w="2313"/>
             <w:tcBorders>
               <w:top w:val="single" w:color="BFC9D6" w:sz="4"/>
               <w:left w:val="single" w:color="BFC9D6" w:sz="4"/>
@@ -18185,7 +18253,7 @@
         </w:tc>
         <w:tc>
           <w:tcPr>
-            <w:tcW w:type="dxa" w:w="2756"/>
+            <w:tcW w:type="dxa" w:w="3898"/>
             <w:tcBorders>
               <w:top w:val="single" w:color="BFC9D6" w:sz="4"/>
               <w:left w:val="single" w:color="BFC9D6" w:sz="4"/>
@@ -18222,7 +18290,7 @@
         </w:tc>
         <w:tc>
           <w:tcPr>
-            <w:tcW w:type="dxa" w:w="1305"/>
+            <w:tcW w:type="dxa" w:w="1096"/>
             <w:tcBorders>
               <w:top w:val="single" w:color="BFC9D6" w:sz="4"/>
               <w:left w:val="single" w:color="BFC9D6" w:sz="4"/>
@@ -18259,7 +18327,7 @@
         </w:tc>
         <w:tc>
           <w:tcPr>
-            <w:tcW w:type="dxa" w:w="1740"/>
+            <w:tcW w:type="dxa" w:w="1461"/>
             <w:tcBorders>
               <w:top w:val="single" w:color="BFC9D6" w:sz="4"/>
               <w:left w:val="single" w:color="BFC9D6" w:sz="4"/>
@@ -18301,7 +18369,7 @@
         </w:trPr>
         <w:tc>
           <w:tcPr>
-            <w:tcW w:type="dxa" w:w="1305"/>
+            <w:tcW w:type="dxa" w:w="1096"/>
             <w:tcBorders>
               <w:top w:val="single" w:color="BFC9D6" w:sz="4"/>
               <w:left w:val="single" w:color="BFC9D6" w:sz="4"/>
@@ -18337,7 +18405,7 @@
         </w:tc>
         <w:tc>
           <w:tcPr>
-            <w:tcW w:type="dxa" w:w="2758"/>
+            <w:tcW w:type="dxa" w:w="2313"/>
             <w:tcBorders>
               <w:top w:val="single" w:color="BFC9D6" w:sz="4"/>
               <w:left w:val="single" w:color="BFC9D6" w:sz="4"/>
@@ -18373,7 +18441,7 @@
         </w:tc>
         <w:tc>
           <w:tcPr>
-            <w:tcW w:type="dxa" w:w="2756"/>
+            <w:tcW w:type="dxa" w:w="3898"/>
             <w:tcBorders>
               <w:top w:val="single" w:color="BFC9D6" w:sz="4"/>
               <w:left w:val="single" w:color="BFC9D6" w:sz="4"/>
@@ -18409,7 +18477,7 @@
         </w:tc>
         <w:tc>
           <w:tcPr>
-            <w:tcW w:type="dxa" w:w="1305"/>
+            <w:tcW w:type="dxa" w:w="1096"/>
             <w:tcBorders>
               <w:top w:val="single" w:color="BFC9D6" w:sz="4"/>
               <w:left w:val="single" w:color="BFC9D6" w:sz="4"/>
@@ -18445,7 +18513,7 @@
         </w:tc>
         <w:tc>
           <w:tcPr>
-            <w:tcW w:type="dxa" w:w="1740"/>
+            <w:tcW w:type="dxa" w:w="1461"/>
             <w:tcBorders>
               <w:top w:val="single" w:color="BFC9D6" w:sz="4"/>
               <w:left w:val="single" w:color="BFC9D6" w:sz="4"/>
@@ -18486,7 +18554,7 @@
         </w:trPr>
         <w:tc>
           <w:tcPr>
-            <w:tcW w:type="dxa" w:w="1305"/>
+            <w:tcW w:type="dxa" w:w="1096"/>
             <w:tcBorders>
               <w:top w:val="single" w:color="BFC9D6" w:sz="4"/>
               <w:left w:val="single" w:color="BFC9D6" w:sz="4"/>
@@ -18523,7 +18591,7 @@
         </w:tc>
         <w:tc>
           <w:tcPr>
-            <w:tcW w:type="dxa" w:w="2758"/>
+            <w:tcW w:type="dxa" w:w="2313"/>
             <w:tcBorders>
               <w:top w:val="single" w:color="BFC9D6" w:sz="4"/>
               <w:left w:val="single" w:color="BFC9D6" w:sz="4"/>
@@ -18560,7 +18628,7 @@
         </w:tc>
         <w:tc>
           <w:tcPr>
-            <w:tcW w:type="dxa" w:w="2756"/>
+            <w:tcW w:type="dxa" w:w="3898"/>
             <w:tcBorders>
               <w:top w:val="single" w:color="BFC9D6" w:sz="4"/>
               <w:left w:val="single" w:color="BFC9D6" w:sz="4"/>
@@ -18606,7 +18674,7 @@
         </w:tc>
         <w:tc>
           <w:tcPr>
-            <w:tcW w:type="dxa" w:w="1305"/>
+            <w:tcW w:type="dxa" w:w="1096"/>
             <w:tcBorders>
               <w:top w:val="single" w:color="BFC9D6" w:sz="4"/>
               <w:left w:val="single" w:color="BFC9D6" w:sz="4"/>
@@ -18643,7 +18711,7 @@
         </w:tc>
         <w:tc>
           <w:tcPr>
-            <w:tcW w:type="dxa" w:w="1740"/>
+            <w:tcW w:type="dxa" w:w="1461"/>
             <w:tcBorders>
               <w:top w:val="single" w:color="BFC9D6" w:sz="4"/>
               <w:left w:val="single" w:color="BFC9D6" w:sz="4"/>
@@ -18685,7 +18753,7 @@
         </w:trPr>
         <w:tc>
           <w:tcPr>
-            <w:tcW w:type="dxa" w:w="1305"/>
+            <w:tcW w:type="dxa" w:w="1096"/>
             <w:tcBorders>
               <w:top w:val="single" w:color="BFC9D6" w:sz="4"/>
               <w:left w:val="single" w:color="BFC9D6" w:sz="4"/>
@@ -18721,7 +18789,7 @@
         </w:tc>
         <w:tc>
           <w:tcPr>
-            <w:tcW w:type="dxa" w:w="2758"/>
+            <w:tcW w:type="dxa" w:w="2313"/>
             <w:tcBorders>
               <w:top w:val="single" w:color="BFC9D6" w:sz="4"/>
               <w:left w:val="single" w:color="BFC9D6" w:sz="4"/>
@@ -18757,7 +18825,7 @@
         </w:tc>
         <w:tc>
           <w:tcPr>
-            <w:tcW w:type="dxa" w:w="2756"/>
+            <w:tcW w:type="dxa" w:w="3898"/>
             <w:tcBorders>
               <w:top w:val="single" w:color="BFC9D6" w:sz="4"/>
               <w:left w:val="single" w:color="BFC9D6" w:sz="4"/>
@@ -18802,7 +18870,7 @@
         </w:tc>
         <w:tc>
           <w:tcPr>
-            <w:tcW w:type="dxa" w:w="1305"/>
+            <w:tcW w:type="dxa" w:w="1096"/>
             <w:tcBorders>
               <w:top w:val="single" w:color="BFC9D6" w:sz="4"/>
               <w:left w:val="single" w:color="BFC9D6" w:sz="4"/>
@@ -18838,7 +18906,7 @@
         </w:tc>
         <w:tc>
           <w:tcPr>
-            <w:tcW w:type="dxa" w:w="1740"/>
+            <w:tcW w:type="dxa" w:w="1461"/>
             <w:tcBorders>
               <w:top w:val="single" w:color="BFC9D6" w:sz="4"/>
               <w:left w:val="single" w:color="BFC9D6" w:sz="4"/>
@@ -18879,7 +18947,7 @@
         </w:trPr>
         <w:tc>
           <w:tcPr>
-            <w:tcW w:type="dxa" w:w="1305"/>
+            <w:tcW w:type="dxa" w:w="1096"/>
             <w:tcBorders>
               <w:top w:val="single" w:color="BFC9D6" w:sz="4"/>
               <w:left w:val="single" w:color="BFC9D6" w:sz="4"/>
@@ -18916,7 +18984,7 @@
         </w:tc>
         <w:tc>
           <w:tcPr>
-            <w:tcW w:type="dxa" w:w="2758"/>
+            <w:tcW w:type="dxa" w:w="2313"/>
             <w:tcBorders>
               <w:top w:val="single" w:color="BFC9D6" w:sz="4"/>
               <w:left w:val="single" w:color="BFC9D6" w:sz="4"/>
@@ -18953,7 +19021,7 @@
         </w:tc>
         <w:tc>
           <w:tcPr>
-            <w:tcW w:type="dxa" w:w="2756"/>
+            <w:tcW w:type="dxa" w:w="3898"/>
             <w:tcBorders>
               <w:top w:val="single" w:color="BFC9D6" w:sz="4"/>
               <w:left w:val="single" w:color="BFC9D6" w:sz="4"/>
@@ -19020,7 +19088,7 @@
         </w:tc>
         <w:tc>
           <w:tcPr>
-            <w:tcW w:type="dxa" w:w="1305"/>
+            <w:tcW w:type="dxa" w:w="1096"/>
             <w:tcBorders>
               <w:top w:val="single" w:color="BFC9D6" w:sz="4"/>
               <w:left w:val="single" w:color="BFC9D6" w:sz="4"/>
@@ -19057,7 +19125,7 @@
         </w:tc>
         <w:tc>
           <w:tcPr>
-            <w:tcW w:type="dxa" w:w="1740"/>
+            <w:tcW w:type="dxa" w:w="1461"/>
             <w:tcBorders>
               <w:top w:val="single" w:color="BFC9D6" w:sz="4"/>
               <w:left w:val="single" w:color="BFC9D6" w:sz="4"/>
@@ -19099,7 +19167,7 @@
         </w:trPr>
         <w:tc>
           <w:tcPr>
-            <w:tcW w:type="dxa" w:w="1305"/>
+            <w:tcW w:type="dxa" w:w="1096"/>
             <w:tcBorders>
               <w:top w:val="single" w:color="BFC9D6" w:sz="4"/>
               <w:left w:val="single" w:color="BFC9D6" w:sz="4"/>
@@ -19135,7 +19203,7 @@
         </w:tc>
         <w:tc>
           <w:tcPr>
-            <w:tcW w:type="dxa" w:w="2758"/>
+            <w:tcW w:type="dxa" w:w="2313"/>
             <w:tcBorders>
               <w:top w:val="single" w:color="BFC9D6" w:sz="4"/>
               <w:left w:val="single" w:color="BFC9D6" w:sz="4"/>
@@ -19171,7 +19239,7 @@
         </w:tc>
         <w:tc>
           <w:tcPr>
-            <w:tcW w:type="dxa" w:w="2756"/>
+            <w:tcW w:type="dxa" w:w="3898"/>
             <w:tcBorders>
               <w:top w:val="single" w:color="BFC9D6" w:sz="4"/>
               <w:left w:val="single" w:color="BFC9D6" w:sz="4"/>
@@ -19207,7 +19275,7 @@
         </w:tc>
         <w:tc>
           <w:tcPr>
-            <w:tcW w:type="dxa" w:w="1305"/>
+            <w:tcW w:type="dxa" w:w="1096"/>
             <w:tcBorders>
               <w:top w:val="single" w:color="BFC9D6" w:sz="4"/>
               <w:left w:val="single" w:color="BFC9D6" w:sz="4"/>
@@ -19243,7 +19311,7 @@
         </w:tc>
         <w:tc>
           <w:tcPr>
-            <w:tcW w:type="dxa" w:w="1740"/>
+            <w:tcW w:type="dxa" w:w="1461"/>
             <w:tcBorders>
               <w:top w:val="single" w:color="BFC9D6" w:sz="4"/>
               <w:left w:val="single" w:color="BFC9D6" w:sz="4"/>
@@ -19284,7 +19352,7 @@
         </w:trPr>
         <w:tc>
           <w:tcPr>
-            <w:tcW w:type="dxa" w:w="1305"/>
+            <w:tcW w:type="dxa" w:w="1096"/>
             <w:tcBorders>
               <w:top w:val="single" w:color="BFC9D6" w:sz="4"/>
               <w:left w:val="single" w:color="BFC9D6" w:sz="4"/>
@@ -19321,7 +19389,7 @@
         </w:tc>
         <w:tc>
           <w:tcPr>
-            <w:tcW w:type="dxa" w:w="2758"/>
+            <w:tcW w:type="dxa" w:w="2313"/>
             <w:tcBorders>
               <w:top w:val="single" w:color="BFC9D6" w:sz="4"/>
               <w:left w:val="single" w:color="BFC9D6" w:sz="4"/>
@@ -19358,7 +19426,7 @@
         </w:tc>
         <w:tc>
           <w:tcPr>
-            <w:tcW w:type="dxa" w:w="2756"/>
+            <w:tcW w:type="dxa" w:w="3898"/>
             <w:tcBorders>
               <w:top w:val="single" w:color="BFC9D6" w:sz="4"/>
               <w:left w:val="single" w:color="BFC9D6" w:sz="4"/>
@@ -19404,7 +19472,7 @@
         </w:tc>
         <w:tc>
           <w:tcPr>
-            <w:tcW w:type="dxa" w:w="1305"/>
+            <w:tcW w:type="dxa" w:w="1096"/>
             <w:tcBorders>
               <w:top w:val="single" w:color="BFC9D6" w:sz="4"/>
               <w:left w:val="single" w:color="BFC9D6" w:sz="4"/>
@@ -19441,7 +19509,7 @@
         </w:tc>
         <w:tc>
           <w:tcPr>
-            <w:tcW w:type="dxa" w:w="1740"/>
+            <w:tcW w:type="dxa" w:w="1461"/>
             <w:tcBorders>
               <w:top w:val="single" w:color="BFC9D6" w:sz="4"/>
               <w:left w:val="single" w:color="BFC9D6" w:sz="4"/>
@@ -19483,7 +19551,7 @@
         </w:trPr>
         <w:tc>
           <w:tcPr>
-            <w:tcW w:type="dxa" w:w="1305"/>
+            <w:tcW w:type="dxa" w:w="1096"/>
             <w:tcBorders>
               <w:top w:val="single" w:color="BFC9D6" w:sz="4"/>
               <w:left w:val="single" w:color="BFC9D6" w:sz="4"/>
@@ -19519,7 +19587,7 @@
         </w:tc>
         <w:tc>
           <w:tcPr>
-            <w:tcW w:type="dxa" w:w="2758"/>
+            <w:tcW w:type="dxa" w:w="2313"/>
             <w:tcBorders>
               <w:top w:val="single" w:color="BFC9D6" w:sz="4"/>
               <w:left w:val="single" w:color="BFC9D6" w:sz="4"/>
@@ -19555,7 +19623,7 @@
         </w:tc>
         <w:tc>
           <w:tcPr>
-            <w:tcW w:type="dxa" w:w="2756"/>
+            <w:tcW w:type="dxa" w:w="3898"/>
             <w:tcBorders>
               <w:top w:val="single" w:color="BFC9D6" w:sz="4"/>
               <w:left w:val="single" w:color="BFC9D6" w:sz="4"/>
@@ -19591,7 +19659,7 @@
         </w:tc>
         <w:tc>
           <w:tcPr>
-            <w:tcW w:type="dxa" w:w="1305"/>
+            <w:tcW w:type="dxa" w:w="1096"/>
             <w:tcBorders>
               <w:top w:val="single" w:color="BFC9D6" w:sz="4"/>
               <w:left w:val="single" w:color="BFC9D6" w:sz="4"/>
@@ -19627,7 +19695,7 @@
         </w:tc>
         <w:tc>
           <w:tcPr>
-            <w:tcW w:type="dxa" w:w="1740"/>
+            <w:tcW w:type="dxa" w:w="1461"/>
             <w:tcBorders>
               <w:top w:val="single" w:color="BFC9D6" w:sz="4"/>
               <w:left w:val="single" w:color="BFC9D6" w:sz="4"/>
@@ -19668,7 +19736,7 @@
         </w:trPr>
         <w:tc>
           <w:tcPr>
-            <w:tcW w:type="dxa" w:w="1305"/>
+            <w:tcW w:type="dxa" w:w="1096"/>
             <w:tcBorders>
               <w:top w:val="single" w:color="BFC9D6" w:sz="4"/>
               <w:left w:val="single" w:color="BFC9D6" w:sz="4"/>
@@ -19705,7 +19773,7 @@
         </w:tc>
         <w:tc>
           <w:tcPr>
-            <w:tcW w:type="dxa" w:w="2758"/>
+            <w:tcW w:type="dxa" w:w="2313"/>
             <w:tcBorders>
               <w:top w:val="single" w:color="BFC9D6" w:sz="4"/>
               <w:left w:val="single" w:color="BFC9D6" w:sz="4"/>
@@ -19742,7 +19810,7 @@
         </w:tc>
         <w:tc>
           <w:tcPr>
-            <w:tcW w:type="dxa" w:w="2756"/>
+            <w:tcW w:type="dxa" w:w="3898"/>
             <w:tcBorders>
               <w:top w:val="single" w:color="BFC9D6" w:sz="4"/>
               <w:left w:val="single" w:color="BFC9D6" w:sz="4"/>
@@ -19766,20 +19834,101 @@
             </w:pPr>
             <w:r>
               <w:rPr>
-                <w:rFonts w:ascii="Arial" w:cs="Arial" w:eastAsia="Arial" w:hAnsi="Arial"/>
-                <w:b w:val="false"/>
-                <w:bCs w:val="false"/>
-                <w:sz w:val="18"/>
-                <w:szCs w:val="18"/>
-                <w:rtl/>
-              </w:rPr>
-              <w:t xml:space="preserve">تُختار قبل أول نشر على بيانات حقيقية؛ المذكور في الوثيقة DbUp أو Flyway</w:t>
-            </w:r>
-          </w:p>
-        </w:tc>
-        <w:tc>
-          <w:tcPr>
-            <w:tcW w:type="dxa" w:w="1305"/>
+                <w:rFonts w:ascii="Segoe UI Emoji" w:cs="Segoe UI Emoji" w:eastAsia="Segoe UI Emoji" w:hAnsi="Segoe UI Emoji"/>
+                <w:sz w:val="18"/>
+                <w:szCs w:val="18"/>
+                <w:rtl/>
+              </w:rPr>
+              <w:t xml:space="preserve">✅</w:t>
+            </w:r>
+            <w:r>
+              <w:rPr>
+                <w:rFonts w:ascii="Arial" w:cs="Arial" w:eastAsia="Arial" w:hAnsi="Arial"/>
+                <w:b w:val="false"/>
+                <w:bCs w:val="false"/>
+                <w:sz w:val="18"/>
+                <w:szCs w:val="18"/>
+                <w:rtl/>
+              </w:rPr>
+              <w:t xml:space="preserve"> محسوم (2026-10-21، ADR 0034): </w:t>
+            </w:r>
+            <w:r>
+              <w:rPr>
+                <w:rFonts w:ascii="Courier New" w:cs="Courier New" w:eastAsia="Courier New" w:hAnsi="Courier New"/>
+                <w:b w:val="false"/>
+                <w:bCs w:val="false"/>
+                <w:color w:val="1F2937"/>
+                <w:sz w:val="16"/>
+                <w:szCs w:val="16"/>
+                <w:shd w:fill="F1F3F5" w:color="auto" w:val="clear"/>
+                <w:rtl/>
+              </w:rPr>
+              <w:t xml:space="preserve">‎tools/deploy/migrate.sh‎</w:t>
+            </w:r>
+            <w:r>
+              <w:rPr>
+                <w:rFonts w:ascii="Arial" w:cs="Arial" w:eastAsia="Arial" w:hAnsi="Arial"/>
+                <w:b w:val="false"/>
+                <w:bCs w:val="false"/>
+                <w:sz w:val="18"/>
+                <w:szCs w:val="18"/>
+                <w:rtl/>
+              </w:rPr>
+              <w:t xml:space="preserve"> بسكربتات مرقّمة في </w:t>
+            </w:r>
+            <w:r>
+              <w:rPr>
+                <w:rFonts w:ascii="Courier New" w:cs="Courier New" w:eastAsia="Courier New" w:hAnsi="Courier New"/>
+                <w:b w:val="false"/>
+                <w:bCs w:val="false"/>
+                <w:color w:val="1F2937"/>
+                <w:sz w:val="16"/>
+                <w:szCs w:val="16"/>
+                <w:shd w:fill="F1F3F5" w:color="auto" w:val="clear"/>
+                <w:rtl/>
+              </w:rPr>
+              <w:t xml:space="preserve">‎db/migrations‎</w:t>
+            </w:r>
+            <w:r>
+              <w:rPr>
+                <w:rFonts w:ascii="Arial" w:cs="Arial" w:eastAsia="Arial" w:hAnsi="Arial"/>
+                <w:b w:val="false"/>
+                <w:bCs w:val="false"/>
+                <w:sz w:val="18"/>
+                <w:szCs w:val="18"/>
+                <w:rtl/>
+              </w:rPr>
+              <w:t xml:space="preserve"> والدفتر </w:t>
+            </w:r>
+            <w:r>
+              <w:rPr>
+                <w:rFonts w:ascii="Courier New" w:cs="Courier New" w:eastAsia="Courier New" w:hAnsi="Courier New"/>
+                <w:b w:val="false"/>
+                <w:bCs w:val="false"/>
+                <w:color w:val="1F2937"/>
+                <w:sz w:val="16"/>
+                <w:szCs w:val="16"/>
+                <w:shd w:fill="F1F3F5" w:color="auto" w:val="clear"/>
+                <w:rtl/>
+              </w:rPr>
+              <w:t xml:space="preserve">‎plat.SchemaMigration‎</w:t>
+            </w:r>
+            <w:r>
+              <w:rPr>
+                <w:rFonts w:ascii="Arial" w:cs="Arial" w:eastAsia="Arial" w:hAnsi="Arial"/>
+                <w:b w:val="false"/>
+                <w:bCs w:val="false"/>
+                <w:sz w:val="18"/>
+                <w:szCs w:val="18"/>
+                <w:rtl/>
+              </w:rPr>
+              <w:t xml:space="preserve">، وتختبره MG1 إلى MG7 (docs/20-database-design.md:627)</w:t>
+            </w:r>
+          </w:p>
+        </w:tc>
+        <w:tc>
+          <w:tcPr>
+            <w:tcW w:type="dxa" w:w="1096"/>
             <w:tcBorders>
               <w:top w:val="single" w:color="BFC9D6" w:sz="4"/>
               <w:left w:val="single" w:color="BFC9D6" w:sz="4"/>
@@ -19816,7 +19965,7 @@
         </w:tc>
         <w:tc>
           <w:tcPr>
-            <w:tcW w:type="dxa" w:w="1740"/>
+            <w:tcW w:type="dxa" w:w="1461"/>
             <w:tcBorders>
               <w:top w:val="single" w:color="BFC9D6" w:sz="4"/>
               <w:left w:val="single" w:color="BFC9D6" w:sz="4"/>
@@ -19858,7 +20007,7 @@
         </w:trPr>
         <w:tc>
           <w:tcPr>
-            <w:tcW w:type="dxa" w:w="1305"/>
+            <w:tcW w:type="dxa" w:w="1096"/>
             <w:tcBorders>
               <w:top w:val="single" w:color="BFC9D6" w:sz="4"/>
               <w:left w:val="single" w:color="BFC9D6" w:sz="4"/>
@@ -19894,7 +20043,7 @@
         </w:tc>
         <w:tc>
           <w:tcPr>
-            <w:tcW w:type="dxa" w:w="2758"/>
+            <w:tcW w:type="dxa" w:w="2313"/>
             <w:tcBorders>
               <w:top w:val="single" w:color="BFC9D6" w:sz="4"/>
               <w:left w:val="single" w:color="BFC9D6" w:sz="4"/>
@@ -19930,7 +20079,7 @@
         </w:tc>
         <w:tc>
           <w:tcPr>
-            <w:tcW w:type="dxa" w:w="2756"/>
+            <w:tcW w:type="dxa" w:w="3898"/>
             <w:tcBorders>
               <w:top w:val="single" w:color="BFC9D6" w:sz="4"/>
               <w:left w:val="single" w:color="BFC9D6" w:sz="4"/>
@@ -19975,7 +20124,7 @@
         </w:tc>
         <w:tc>
           <w:tcPr>
-            <w:tcW w:type="dxa" w:w="1305"/>
+            <w:tcW w:type="dxa" w:w="1096"/>
             <w:tcBorders>
               <w:top w:val="single" w:color="BFC9D6" w:sz="4"/>
               <w:left w:val="single" w:color="BFC9D6" w:sz="4"/>
@@ -20011,7 +20160,7 @@
         </w:tc>
         <w:tc>
           <w:tcPr>
-            <w:tcW w:type="dxa" w:w="1740"/>
+            <w:tcW w:type="dxa" w:w="1461"/>
             <w:tcBorders>
               <w:top w:val="single" w:color="BFC9D6" w:sz="4"/>
               <w:left w:val="single" w:color="BFC9D6" w:sz="4"/>
@@ -20052,7 +20201,7 @@
         </w:trPr>
         <w:tc>
           <w:tcPr>
-            <w:tcW w:type="dxa" w:w="1305"/>
+            <w:tcW w:type="dxa" w:w="1096"/>
             <w:tcBorders>
               <w:top w:val="single" w:color="BFC9D6" w:sz="4"/>
               <w:left w:val="single" w:color="BFC9D6" w:sz="4"/>
@@ -20089,7 +20238,7 @@
         </w:tc>
         <w:tc>
           <w:tcPr>
-            <w:tcW w:type="dxa" w:w="2758"/>
+            <w:tcW w:type="dxa" w:w="2313"/>
             <w:tcBorders>
               <w:top w:val="single" w:color="BFC9D6" w:sz="4"/>
               <w:left w:val="single" w:color="BFC9D6" w:sz="4"/>
@@ -20126,7 +20275,7 @@
         </w:tc>
         <w:tc>
           <w:tcPr>
-            <w:tcW w:type="dxa" w:w="2756"/>
+            <w:tcW w:type="dxa" w:w="3898"/>
             <w:tcBorders>
               <w:top w:val="single" w:color="BFC9D6" w:sz="4"/>
               <w:left w:val="single" w:color="BFC9D6" w:sz="4"/>
@@ -20172,7 +20321,7 @@
         </w:tc>
         <w:tc>
           <w:tcPr>
-            <w:tcW w:type="dxa" w:w="1305"/>
+            <w:tcW w:type="dxa" w:w="1096"/>
             <w:tcBorders>
               <w:top w:val="single" w:color="BFC9D6" w:sz="4"/>
               <w:left w:val="single" w:color="BFC9D6" w:sz="4"/>
@@ -20209,7 +20358,7 @@
         </w:tc>
         <w:tc>
           <w:tcPr>
-            <w:tcW w:type="dxa" w:w="1740"/>
+            <w:tcW w:type="dxa" w:w="1461"/>
             <w:tcBorders>
               <w:top w:val="single" w:color="BFC9D6" w:sz="4"/>
               <w:left w:val="single" w:color="BFC9D6" w:sz="4"/>

--- a/treasury-platform/docs/30-readiness/word/DOC-B05-seed-and-initial-migration-plan.docx
+++ b/treasury-platform/docs/30-readiness/word/DOC-B05-seed-and-initial-migration-plan.docx
@@ -8423,7 +8423,20 @@
                 <w:szCs w:val="18"/>
                 <w:rtl/>
               </w:rPr>
-              <w:t xml:space="preserve">39 بندًا</w:t>
+              <w:t xml:space="preserve">157 بندًا من البنود المعيارية (db/seed/104)، تُعرض منها 51 أولًا (S2-ب OQ-1)؛ يولّدها </w:t>
+            </w:r>
+            <w:r>
+              <w:rPr>
+                <w:rFonts w:ascii="Courier New" w:cs="Courier New" w:eastAsia="Courier New" w:hAnsi="Courier New"/>
+                <w:b w:val="false"/>
+                <w:bCs w:val="false"/>
+                <w:color w:val="1F2937"/>
+                <w:sz w:val="16"/>
+                <w:szCs w:val="16"/>
+                <w:shd w:fill="F1F3F5" w:color="auto" w:val="clear"/>
+                <w:rtl/>
+              </w:rPr>
+              <w:t xml:space="preserve">‎tools/dbgen/fin_lines_pack.py‎</w:t>
             </w:r>
           </w:p>
         </w:tc>
@@ -8460,7 +8473,7 @@
                 <w:szCs w:val="18"/>
                 <w:rtl/>
               </w:rPr>
-              <w:t xml:space="preserve">db/model/14-collateral-obligations-financials.model:383</w:t>
+              <w:t xml:space="preserve">db/model/14-collateral-obligations-financials.model:422</w:t>
             </w:r>
           </w:p>
         </w:tc>
